--- a/Documentacion/GA9/GA9-220501096-AA1-EV02-PetConnect.docx
+++ b/Documentacion/GA9/GA9-220501096-AA1-EV02-PetConnect.docx
@@ -111,8 +111,8 @@
         <w:tblLayout w:type="fixed"/>
       </w:tblPr>
       <w:tblGrid>
-        <w:gridCol w:w="1751"/>
-        <w:gridCol w:w="7609"/>
+        <w:gridCol w:w="1767"/>
+        <w:gridCol w:w="7593"/>
       </w:tblGrid>
       <w:tr>
         <w:trPr>
@@ -121,7 +121,7 @@
         </w:trPr>
         <w:tc>
           <w:tcPr>
-            <w:tcW w:type="dxa" w:w="1751"/>
+            <w:tcW w:type="dxa" w:w="1767"/>
             <w:tcBorders>
               <w:top w:val="single" w:color="000000" w:sz="8"/>
               <w:left w:val="none" w:color="FFFFFF" w:sz="0"/>
@@ -152,7 +152,7 @@
         </w:tc>
         <w:tc>
           <w:tcPr>
-            <w:tcW w:type="dxa" w:w="7609"/>
+            <w:tcW w:type="dxa" w:w="7593"/>
             <w:tcBorders>
               <w:top w:val="single" w:color="000000" w:sz="8"/>
               <w:left w:val="none" w:color="FFFFFF" w:sz="0"/>
@@ -188,7 +188,7 @@
         </w:trPr>
         <w:tc>
           <w:tcPr>
-            <w:tcW w:type="dxa" w:w="1751"/>
+            <w:tcW w:type="dxa" w:w="1767"/>
             <w:tcMar>
               <w:top w:type="dxa" w:w="50"/>
               <w:left w:type="dxa" w:w="90"/>
@@ -211,7 +211,7 @@
         </w:tc>
         <w:tc>
           <w:tcPr>
-            <w:tcW w:type="dxa" w:w="7609"/>
+            <w:tcW w:type="dxa" w:w="7593"/>
             <w:tcMar>
               <w:top w:type="dxa" w:w="50"/>
               <w:left w:type="dxa" w:w="90"/>
@@ -239,7 +239,7 @@
         </w:trPr>
         <w:tc>
           <w:tcPr>
-            <w:tcW w:type="dxa" w:w="1751"/>
+            <w:tcW w:type="dxa" w:w="1767"/>
             <w:tcMar>
               <w:top w:type="dxa" w:w="50"/>
               <w:left w:type="dxa" w:w="90"/>
@@ -262,24 +262,24 @@
         </w:tc>
         <w:tc>
           <w:tcPr>
-            <w:tcW w:type="dxa" w:w="7609"/>
-            <w:tcMar>
-              <w:top w:type="dxa" w:w="50"/>
-              <w:left w:type="dxa" w:w="90"/>
-              <w:bottom w:type="dxa" w:w="50"/>
-              <w:right w:type="dxa" w:w="90"/>
-            </w:tcMar>
-          </w:tcPr>
-          <w:p>
-            <w:pPr>
-              <w:spacing w:after="0" w:before="0" w:line="240"/>
-            </w:pPr>
-            <w:r>
-              <w:rPr>
-                <w:sz w:val="20"/>
-                <w:szCs w:val="20"/>
-              </w:rPr>
-              <w:t xml:space="preserve">2.2 – Revisión técnica integral, alineación con la ERS y resultados de la primera ejecución de casos</w:t>
+            <w:tcW w:type="dxa" w:w="7593"/>
+            <w:tcMar>
+              <w:top w:type="dxa" w:w="50"/>
+              <w:left w:type="dxa" w:w="90"/>
+              <w:bottom w:type="dxa" w:w="50"/>
+              <w:right w:type="dxa" w:w="90"/>
+            </w:tcMar>
+          </w:tcPr>
+          <w:p>
+            <w:pPr>
+              <w:spacing w:after="0" w:before="0" w:line="240"/>
+            </w:pPr>
+            <w:r>
+              <w:rPr>
+                <w:sz w:val="20"/>
+                <w:szCs w:val="20"/>
+              </w:rPr>
+              <w:t xml:space="preserve">2.3 – Revisión técnica integral, alineación con la ERS, resultados de la primera ejecución y cierre de NC-001 y NC-008</w:t>
             </w:r>
           </w:p>
         </w:tc>
@@ -290,7 +290,7 @@
         </w:trPr>
         <w:tc>
           <w:tcPr>
-            <w:tcW w:type="dxa" w:w="1751"/>
+            <w:tcW w:type="dxa" w:w="1767"/>
             <w:tcMar>
               <w:top w:type="dxa" w:w="50"/>
               <w:left w:type="dxa" w:w="90"/>
@@ -313,24 +313,24 @@
         </w:tc>
         <w:tc>
           <w:tcPr>
-            <w:tcW w:type="dxa" w:w="7609"/>
-            <w:tcMar>
-              <w:top w:type="dxa" w:w="50"/>
-              <w:left w:type="dxa" w:w="90"/>
-              <w:bottom w:type="dxa" w:w="50"/>
-              <w:right w:type="dxa" w:w="90"/>
-            </w:tcMar>
-          </w:tcPr>
-          <w:p>
-            <w:pPr>
-              <w:spacing w:after="0" w:before="0" w:line="240"/>
-            </w:pPr>
-            <w:r>
-              <w:rPr>
-                <w:sz w:val="20"/>
-                <w:szCs w:val="20"/>
-              </w:rPr>
-              <w:t xml:space="preserve">1.0 – Borrador del equipo; 2.0 – Revisión técnica contra el código; 2.1 – Alineación con la ERS</w:t>
+            <w:tcW w:type="dxa" w:w="7593"/>
+            <w:tcMar>
+              <w:top w:type="dxa" w:w="50"/>
+              <w:left w:type="dxa" w:w="90"/>
+              <w:bottom w:type="dxa" w:w="50"/>
+              <w:right w:type="dxa" w:w="90"/>
+            </w:tcMar>
+          </w:tcPr>
+          <w:p>
+            <w:pPr>
+              <w:spacing w:after="0" w:before="0" w:line="240"/>
+            </w:pPr>
+            <w:r>
+              <w:rPr>
+                <w:sz w:val="20"/>
+                <w:szCs w:val="20"/>
+              </w:rPr>
+              <w:t xml:space="preserve">1.0 – Borrador del equipo; 2.0 – Revisión técnica contra el código; 2.1 – Alineación con la ERS; 2.2 – Resultados de la primera ejecución (versión entregada)</w:t>
             </w:r>
           </w:p>
         </w:tc>
@@ -341,7 +341,7 @@
         </w:trPr>
         <w:tc>
           <w:tcPr>
-            <w:tcW w:type="dxa" w:w="1751"/>
+            <w:tcW w:type="dxa" w:w="1767"/>
             <w:tcMar>
               <w:top w:type="dxa" w:w="50"/>
               <w:left w:type="dxa" w:w="90"/>
@@ -364,7 +364,7 @@
         </w:tc>
         <w:tc>
           <w:tcPr>
-            <w:tcW w:type="dxa" w:w="7609"/>
+            <w:tcW w:type="dxa" w:w="7593"/>
             <w:tcMar>
               <w:top w:type="dxa" w:w="50"/>
               <w:left w:type="dxa" w:w="90"/>
@@ -392,7 +392,7 @@
         </w:trPr>
         <w:tc>
           <w:tcPr>
-            <w:tcW w:type="dxa" w:w="1751"/>
+            <w:tcW w:type="dxa" w:w="1767"/>
             <w:tcMar>
               <w:top w:type="dxa" w:w="50"/>
               <w:left w:type="dxa" w:w="90"/>
@@ -415,7 +415,7 @@
         </w:tc>
         <w:tc>
           <w:tcPr>
-            <w:tcW w:type="dxa" w:w="7609"/>
+            <w:tcW w:type="dxa" w:w="7593"/>
             <w:tcMar>
               <w:top w:type="dxa" w:w="50"/>
               <w:left w:type="dxa" w:w="90"/>
@@ -481,7 +481,7 @@
         </w:trPr>
         <w:tc>
           <w:tcPr>
-            <w:tcW w:type="dxa" w:w="1751"/>
+            <w:tcW w:type="dxa" w:w="1767"/>
             <w:tcMar>
               <w:top w:type="dxa" w:w="50"/>
               <w:left w:type="dxa" w:w="90"/>
@@ -504,7 +504,7 @@
         </w:tc>
         <w:tc>
           <w:tcPr>
-            <w:tcW w:type="dxa" w:w="7609"/>
+            <w:tcW w:type="dxa" w:w="7593"/>
             <w:tcMar>
               <w:top w:type="dxa" w:w="50"/>
               <w:left w:type="dxa" w:w="90"/>
@@ -532,7 +532,7 @@
         </w:trPr>
         <w:tc>
           <w:tcPr>
-            <w:tcW w:type="dxa" w:w="1751"/>
+            <w:tcW w:type="dxa" w:w="1767"/>
             <w:tcMar>
               <w:top w:type="dxa" w:w="50"/>
               <w:left w:type="dxa" w:w="90"/>
@@ -555,24 +555,24 @@
         </w:tc>
         <w:tc>
           <w:tcPr>
-            <w:tcW w:type="dxa" w:w="7609"/>
-            <w:tcMar>
-              <w:top w:type="dxa" w:w="50"/>
-              <w:left w:type="dxa" w:w="90"/>
-              <w:bottom w:type="dxa" w:w="50"/>
-              <w:right w:type="dxa" w:w="90"/>
-            </w:tcMar>
-          </w:tcPr>
-          <w:p>
-            <w:pPr>
-              <w:spacing w:after="0" w:before="0" w:line="240"/>
-            </w:pPr>
-            <w:r>
-              <w:rPr>
-                <w:sz w:val="20"/>
-                <w:szCs w:val="20"/>
-              </w:rPr>
-              <w:t xml:space="preserve">2 de octubre de 2026 (revisión técnica); 5 de octubre de 2026 (actualización con la ejecución)</w:t>
+            <w:tcW w:type="dxa" w:w="7593"/>
+            <w:tcMar>
+              <w:top w:type="dxa" w:w="50"/>
+              <w:left w:type="dxa" w:w="90"/>
+              <w:bottom w:type="dxa" w:w="50"/>
+              <w:right w:type="dxa" w:w="90"/>
+            </w:tcMar>
+          </w:tcPr>
+          <w:p>
+            <w:pPr>
+              <w:spacing w:after="0" w:before="0" w:line="240"/>
+            </w:pPr>
+            <w:r>
+              <w:rPr>
+                <w:sz w:val="20"/>
+                <w:szCs w:val="20"/>
+              </w:rPr>
+              <w:t xml:space="preserve">2 de octubre de 2026 (revisión técnica); 5 de octubre de 2026 (actualización con la ejecución); 15 de octubre de 2026 (cierre de NC-001 y NC-008)</w:t>
             </w:r>
           </w:p>
         </w:tc>
@@ -583,7 +583,7 @@
         </w:trPr>
         <w:tc>
           <w:tcPr>
-            <w:tcW w:type="dxa" w:w="1751"/>
+            <w:tcW w:type="dxa" w:w="1767"/>
             <w:tcMar>
               <w:top w:type="dxa" w:w="50"/>
               <w:left w:type="dxa" w:w="90"/>
@@ -606,7 +606,7 @@
         </w:tc>
         <w:tc>
           <w:tcPr>
-            <w:tcW w:type="dxa" w:w="7609"/>
+            <w:tcW w:type="dxa" w:w="7593"/>
             <w:tcMar>
               <w:top w:type="dxa" w:w="50"/>
               <w:left w:type="dxa" w:w="90"/>
@@ -642,47 +642,70 @@
         </w:trPr>
         <w:tc>
           <w:tcPr>
-            <w:tcW w:type="dxa" w:w="1751"/>
-            <w:tcMar>
-              <w:top w:type="dxa" w:w="50"/>
-              <w:left w:type="dxa" w:w="90"/>
-              <w:bottom w:type="dxa" w:w="50"/>
-              <w:right w:type="dxa" w:w="90"/>
-            </w:tcMar>
-          </w:tcPr>
-          <w:p>
-            <w:pPr>
-              <w:spacing w:after="0" w:before="0" w:line="240"/>
-            </w:pPr>
-            <w:r>
-              <w:rPr>
-                <w:sz w:val="20"/>
-                <w:szCs w:val="20"/>
-              </w:rPr>
-              <w:t xml:space="preserve">Norma de documentación</w:t>
-            </w:r>
-          </w:p>
-        </w:tc>
-        <w:tc>
-          <w:tcPr>
-            <w:tcW w:type="dxa" w:w="7609"/>
-            <w:tcMar>
-              <w:top w:type="dxa" w:w="50"/>
-              <w:left w:type="dxa" w:w="90"/>
-              <w:bottom w:type="dxa" w:w="50"/>
-              <w:right w:type="dxa" w:w="90"/>
-            </w:tcMar>
-          </w:tcPr>
-          <w:p>
-            <w:pPr>
-              <w:spacing w:after="0" w:before="0" w:line="240"/>
-            </w:pPr>
-            <w:r>
-              <w:rPr>
-                <w:sz w:val="20"/>
-                <w:szCs w:val="20"/>
-              </w:rPr>
-              <w:t xml:space="preserve">ISO/IEC/IEEE 29119-3:2021</w:t>
+            <w:tcW w:type="dxa" w:w="1767"/>
+            <w:tcMar>
+              <w:top w:type="dxa" w:w="50"/>
+              <w:left w:type="dxa" w:w="90"/>
+              <w:bottom w:type="dxa" w:w="50"/>
+              <w:right w:type="dxa" w:w="90"/>
+            </w:tcMar>
+          </w:tcPr>
+          <w:p>
+            <w:pPr>
+              <w:spacing w:after="0" w:before="0" w:line="240"/>
+            </w:pPr>
+            <w:r>
+              <w:rPr>
+                <w:sz w:val="20"/>
+                <w:szCs w:val="20"/>
+              </w:rPr>
+              <w:t xml:space="preserve">Prueba de confirmación</w:t>
+            </w:r>
+          </w:p>
+        </w:tc>
+        <w:tc>
+          <w:tcPr>
+            <w:tcW w:type="dxa" w:w="7593"/>
+            <w:tcMar>
+              <w:top w:type="dxa" w:w="50"/>
+              <w:left w:type="dxa" w:w="90"/>
+              <w:bottom w:type="dxa" w:w="50"/>
+              <w:right w:type="dxa" w:w="90"/>
+            </w:tcMar>
+          </w:tcPr>
+          <w:p>
+            <w:pPr>
+              <w:spacing w:after="0" w:before="0" w:line="240"/>
+            </w:pPr>
+            <w:r>
+              <w:rPr>
+                <w:sz w:val="20"/>
+                <w:szCs w:val="20"/>
+              </w:rPr>
+              <w:t xml:space="preserve">15 de octubre de 2026: NC-001 y NC-008 corregidas y confirmadas (4 de 4 verificaciones aprobadas), con evidencias en </w:t>
+            </w:r>
+            <w:r>
+              <w:rPr>
+                <w:rFonts w:ascii="Consolas" w:cs="Consolas" w:eastAsia="Consolas" w:hAnsi="Consolas"/>
+                <w:sz w:val="18"/>
+                <w:szCs w:val="18"/>
+              </w:rPr>
+              <w:t xml:space="preserve">Documentacion/Evidencias-Confirmacion-NC-001-NC-008</w:t>
+            </w:r>
+            <w:r>
+              <w:rPr>
+                <w:sz w:val="20"/>
+                <w:szCs w:val="20"/>
+              </w:rPr>
+              <w:t xml:space="preserve"> y pruebas de regresión en </w:t>
+            </w:r>
+            <w:r>
+              <w:rPr>
+                <w:rFonts w:ascii="Consolas" w:cs="Consolas" w:eastAsia="Consolas" w:hAnsi="Consolas"/>
+                <w:sz w:val="18"/>
+                <w:szCs w:val="18"/>
+              </w:rPr>
+              <w:t xml:space="preserve">petconnect.Backend/tests</w:t>
             </w:r>
           </w:p>
         </w:tc>
@@ -693,47 +716,47 @@
         </w:trPr>
         <w:tc>
           <w:tcPr>
-            <w:tcW w:type="dxa" w:w="1751"/>
-            <w:tcMar>
-              <w:top w:type="dxa" w:w="50"/>
-              <w:left w:type="dxa" w:w="90"/>
-              <w:bottom w:type="dxa" w:w="50"/>
-              <w:right w:type="dxa" w:w="90"/>
-            </w:tcMar>
-          </w:tcPr>
-          <w:p>
-            <w:pPr>
-              <w:spacing w:after="0" w:before="0" w:line="240"/>
-            </w:pPr>
-            <w:r>
-              <w:rPr>
-                <w:sz w:val="20"/>
-                <w:szCs w:val="20"/>
-              </w:rPr>
-              <w:t xml:space="preserve">Modelo de calidad</w:t>
-            </w:r>
-          </w:p>
-        </w:tc>
-        <w:tc>
-          <w:tcPr>
-            <w:tcW w:type="dxa" w:w="7609"/>
-            <w:tcMar>
-              <w:top w:type="dxa" w:w="50"/>
-              <w:left w:type="dxa" w:w="90"/>
-              <w:bottom w:type="dxa" w:w="50"/>
-              <w:right w:type="dxa" w:w="90"/>
-            </w:tcMar>
-          </w:tcPr>
-          <w:p>
-            <w:pPr>
-              <w:spacing w:after="0" w:before="0" w:line="240"/>
-            </w:pPr>
-            <w:r>
-              <w:rPr>
-                <w:sz w:val="20"/>
-                <w:szCs w:val="20"/>
-              </w:rPr>
-              <w:t xml:space="preserve">ISO/IEC 25010:2023</w:t>
+            <w:tcW w:type="dxa" w:w="1767"/>
+            <w:tcMar>
+              <w:top w:type="dxa" w:w="50"/>
+              <w:left w:type="dxa" w:w="90"/>
+              <w:bottom w:type="dxa" w:w="50"/>
+              <w:right w:type="dxa" w:w="90"/>
+            </w:tcMar>
+          </w:tcPr>
+          <w:p>
+            <w:pPr>
+              <w:spacing w:after="0" w:before="0" w:line="240"/>
+            </w:pPr>
+            <w:r>
+              <w:rPr>
+                <w:sz w:val="20"/>
+                <w:szCs w:val="20"/>
+              </w:rPr>
+              <w:t xml:space="preserve">Norma de documentación</w:t>
+            </w:r>
+          </w:p>
+        </w:tc>
+        <w:tc>
+          <w:tcPr>
+            <w:tcW w:type="dxa" w:w="7593"/>
+            <w:tcMar>
+              <w:top w:type="dxa" w:w="50"/>
+              <w:left w:type="dxa" w:w="90"/>
+              <w:bottom w:type="dxa" w:w="50"/>
+              <w:right w:type="dxa" w:w="90"/>
+            </w:tcMar>
+          </w:tcPr>
+          <w:p>
+            <w:pPr>
+              <w:spacing w:after="0" w:before="0" w:line="240"/>
+            </w:pPr>
+            <w:r>
+              <w:rPr>
+                <w:sz w:val="20"/>
+                <w:szCs w:val="20"/>
+              </w:rPr>
+              <w:t xml:space="preserve">ISO/IEC/IEEE 29119-3:2021</w:t>
             </w:r>
           </w:p>
         </w:tc>
@@ -744,7 +767,58 @@
         </w:trPr>
         <w:tc>
           <w:tcPr>
-            <w:tcW w:type="dxa" w:w="1751"/>
+            <w:tcW w:type="dxa" w:w="1767"/>
+            <w:tcMar>
+              <w:top w:type="dxa" w:w="50"/>
+              <w:left w:type="dxa" w:w="90"/>
+              <w:bottom w:type="dxa" w:w="50"/>
+              <w:right w:type="dxa" w:w="90"/>
+            </w:tcMar>
+          </w:tcPr>
+          <w:p>
+            <w:pPr>
+              <w:spacing w:after="0" w:before="0" w:line="240"/>
+            </w:pPr>
+            <w:r>
+              <w:rPr>
+                <w:sz w:val="20"/>
+                <w:szCs w:val="20"/>
+              </w:rPr>
+              <w:t xml:space="preserve">Modelo de calidad</w:t>
+            </w:r>
+          </w:p>
+        </w:tc>
+        <w:tc>
+          <w:tcPr>
+            <w:tcW w:type="dxa" w:w="7593"/>
+            <w:tcMar>
+              <w:top w:type="dxa" w:w="50"/>
+              <w:left w:type="dxa" w:w="90"/>
+              <w:bottom w:type="dxa" w:w="50"/>
+              <w:right w:type="dxa" w:w="90"/>
+            </w:tcMar>
+          </w:tcPr>
+          <w:p>
+            <w:pPr>
+              <w:spacing w:after="0" w:before="0" w:line="240"/>
+            </w:pPr>
+            <w:r>
+              <w:rPr>
+                <w:sz w:val="20"/>
+                <w:szCs w:val="20"/>
+              </w:rPr>
+              <w:t xml:space="preserve">ISO/IEC 25010:2023</w:t>
+            </w:r>
+          </w:p>
+        </w:tc>
+      </w:tr>
+      <w:tr>
+        <w:trPr>
+          <w:cantSplit/>
+        </w:trPr>
+        <w:tc>
+          <w:tcPr>
+            <w:tcW w:type="dxa" w:w="1767"/>
             <w:tcMar>
               <w:top w:type="dxa" w:w="50"/>
               <w:left w:type="dxa" w:w="90"/>
@@ -767,7 +841,7 @@
         </w:tc>
         <w:tc>
           <w:tcPr>
-            <w:tcW w:type="dxa" w:w="7609"/>
+            <w:tcW w:type="dxa" w:w="7593"/>
             <w:tcMar>
               <w:top w:type="dxa" w:w="50"/>
               <w:left w:type="dxa" w:w="90"/>
@@ -816,7 +890,7 @@
         <w:ind w:firstLine="720"/>
       </w:pPr>
       <w:r>
-        <w:t xml:space="preserve">Este documento es la versión oficial del plan de pruebas. Integra el trabajo del equipo con una revisión técnica que contrastó los requerimientos de la ERS con el código fuente del repositorio. Esa comprobación arrojó dos conclusiones que condicionan todo el plan. La primera es que la API REST está implementada en Python 3 con Flask 3.1 y no en Node.js con Express, como se había asumido en el borrador; por eso el plan adopta la arquitectura verificada y ajusta las herramientas de prueba del servidor, conservando Jest para la capa JavaScript (móvil y web). La segunda es que el código confirma la no conformidad NC-001 (contraseñas almacenadas con SHA-256, tal como lo indica RS03) y presenta otros defectos de seguridad, desempeño y protección de datos, entre ellos uno que deja inutilizables los endpoints protegidos; todos se registran en la bitácora de no conformidades. La revisión del entorno mostró además que el servidor de base de datos local es MariaDB 10.4.32 y no MySQL 8, como indica el README. Por último, la primera ejecución de casos, el 5 de octubre de 2026 (evidencia GA9-220501096-AA2-EV01), confirmó varias de esas no conformidades y agregó tres nuevas (NC-009 a NC-011).</w:t>
+        <w:t xml:space="preserve">Este documento es la versión oficial del plan de pruebas. Integra el trabajo del equipo con una revisión técnica que contrastó los requerimientos de la ERS con el código fuente del repositorio. Esa comprobación arrojó dos conclusiones que condicionan todo el plan. La primera es que la API REST está implementada en Python 3 con Flask 3.1 y no en Node.js con Express, como se había asumido en el borrador; por eso el plan adopta la arquitectura verificada y ajusta las herramientas de prueba del servidor, conservando Jest para la capa JavaScript (móvil y web). La segunda es que el código confirma la no conformidad NC-001 (contraseñas almacenadas con SHA-256, tal como lo indica RS03) y presenta otros defectos de seguridad, desempeño y protección de datos, entre ellos uno que deja inutilizables los endpoints protegidos; todos se registran en la bitácora de no conformidades. La revisión del entorno mostró además que el servidor de base de datos local es MariaDB 10.4.32 y no MySQL 8, como indica el README. Por último, la primera ejecución de casos, el 5 de octubre de 2026 (evidencia GA9-220501096-AA2-EV01), confirmó varias de esas no conformidades y agregó tres nuevas (NC-009 a NC-011). El 15 de octubre, dentro del Sprint 1 y atendiendo la retroalimentación del instructor, se corrigieron NC-001 y NC-008, y su prueba de confirmación fue aprobada.</w:t>
       </w:r>
     </w:p>
     <w:p>
@@ -1658,7 +1732,7 @@
                 <w:sz w:val="20"/>
                 <w:szCs w:val="20"/>
               </w:rPr>
-              <w:t xml:space="preserve">JWT HS256 con PyJWT (vigencia de 24 h), OTP de 6 dígitos (vigencia de 10 min) y cifrado Fernet; contraseñas con SHA-256 sin sal; el </w:t>
+              <w:t xml:space="preserve">JWT HS256 con PyJWT 2.13 (vigencia de 24 h; </w:t>
             </w:r>
             <w:r>
               <w:rPr>
@@ -1673,7 +1747,7 @@
                 <w:sz w:val="20"/>
                 <w:szCs w:val="20"/>
               </w:rPr>
-              <w:t xml:space="preserve"> del JWT se emite como entero y PyJWT 2.13 lo rechaza</w:t>
+              <w:t xml:space="preserve"> emitido como texto desde el 15/10/2026), OTP de 6 dígitos (vigencia de 10 min) y cifrado Fernet; contraseñas con bcrypt costo 12 desde el 15/10/2026, con migración automática de los hashes SHA-256 antiguos</w:t>
             </w:r>
           </w:p>
         </w:tc>
@@ -1696,7 +1770,7 @@
                 <w:sz w:val="20"/>
                 <w:szCs w:val="20"/>
               </w:rPr>
-              <w:t xml:space="preserve">No conforme (NC-001 y NC-008)</w:t>
+              <w:t xml:space="preserve">Conforme desde el 15/10/2026 (NC-001 y NC-008 cerradas)</w:t>
             </w:r>
           </w:p>
         </w:tc>
@@ -1719,7 +1793,22 @@
                 <w:sz w:val="20"/>
                 <w:szCs w:val="20"/>
               </w:rPr>
-              <w:t xml:space="preserve">Pruebas de seguridad prioritarias; bcrypt y la validación del token son criterios de salida</w:t>
+              <w:t xml:space="preserve">Pruebas de seguridad prioritarias; </w:t>
+            </w:r>
+            <w:r>
+              <w:rPr>
+                <w:rFonts w:ascii="Consolas" w:cs="Consolas" w:eastAsia="Consolas" w:hAnsi="Consolas"/>
+                <w:sz w:val="18"/>
+                <w:szCs w:val="18"/>
+              </w:rPr>
+              <w:t xml:space="preserve">tests/test_seguridad.py</w:t>
+            </w:r>
+            <w:r>
+              <w:rPr>
+                <w:sz w:val="20"/>
+                <w:szCs w:val="20"/>
+              </w:rPr>
+              <w:t xml:space="preserve"> protege ambas correcciones en la regresión</w:t>
             </w:r>
           </w:p>
         </w:tc>
@@ -2051,7 +2140,22 @@
           <w:sz w:val="20"/>
           <w:szCs w:val="20"/>
         </w:rPr>
-        <w:t xml:space="preserve">, 2 de octubre de 2026). El repositorio no contiene pruebas automatizadas; la suite descrita en este plan se construye desde cero.</w:t>
+        <w:t xml:space="preserve">, 2 de octubre de 2026), actualizada el 15 de octubre con las correcciones de NC-001 y NC-008. Hasta esa fecha el repositorio no tenía pruebas automatizadas; ese día se agregaron las primeras pruebas de regresión (</w:t>
+      </w:r>
+      <w:r>
+        <w:rPr>
+          <w:rFonts w:ascii="Consolas" w:cs="Consolas" w:eastAsia="Consolas" w:hAnsi="Consolas"/>
+          <w:sz w:val="18"/>
+          <w:szCs w:val="18"/>
+        </w:rPr>
+        <w:t xml:space="preserve">petconnect.Backend/tests</w:t>
+      </w:r>
+      <w:r>
+        <w:rPr>
+          <w:sz w:val="20"/>
+          <w:szCs w:val="20"/>
+        </w:rPr>
+        <w:t xml:space="preserve">).</w:t>
       </w:r>
     </w:p>
     <w:p>
@@ -7236,10 +7340,10 @@
       </w:tblPr>
       <w:tblGrid>
         <w:gridCol w:w="740"/>
-        <w:gridCol w:w="2307"/>
-        <w:gridCol w:w="2307"/>
-        <w:gridCol w:w="2307"/>
-        <w:gridCol w:w="1699"/>
+        <w:gridCol w:w="2387"/>
+        <w:gridCol w:w="2387"/>
+        <w:gridCol w:w="2387"/>
+        <w:gridCol w:w="1459"/>
       </w:tblGrid>
       <w:tr>
         <w:trPr>
@@ -7279,7 +7383,7 @@
         </w:tc>
         <w:tc>
           <w:tcPr>
-            <w:tcW w:type="dxa" w:w="2307"/>
+            <w:tcW w:type="dxa" w:w="2387"/>
             <w:tcBorders>
               <w:top w:val="single" w:color="000000" w:sz="8"/>
               <w:left w:val="none" w:color="FFFFFF" w:sz="0"/>
@@ -7310,7 +7414,7 @@
         </w:tc>
         <w:tc>
           <w:tcPr>
-            <w:tcW w:type="dxa" w:w="2307"/>
+            <w:tcW w:type="dxa" w:w="2387"/>
             <w:tcBorders>
               <w:top w:val="single" w:color="000000" w:sz="8"/>
               <w:left w:val="none" w:color="FFFFFF" w:sz="0"/>
@@ -7341,7 +7445,7 @@
         </w:tc>
         <w:tc>
           <w:tcPr>
-            <w:tcW w:type="dxa" w:w="2307"/>
+            <w:tcW w:type="dxa" w:w="2387"/>
             <w:tcBorders>
               <w:top w:val="single" w:color="000000" w:sz="8"/>
               <w:left w:val="none" w:color="FFFFFF" w:sz="0"/>
@@ -7372,7 +7476,7 @@
         </w:tc>
         <w:tc>
           <w:tcPr>
-            <w:tcW w:type="dxa" w:w="1699"/>
+            <w:tcW w:type="dxa" w:w="1459"/>
             <w:tcBorders>
               <w:top w:val="single" w:color="000000" w:sz="8"/>
               <w:left w:val="none" w:color="FFFFFF" w:sz="0"/>
@@ -7431,7 +7535,7 @@
         </w:tc>
         <w:tc>
           <w:tcPr>
-            <w:tcW w:type="dxa" w:w="2307"/>
+            <w:tcW w:type="dxa" w:w="2387"/>
             <w:tcMar>
               <w:top w:type="dxa" w:w="50"/>
               <w:left w:type="dxa" w:w="90"/>
@@ -7454,7 +7558,7 @@
         </w:tc>
         <w:tc>
           <w:tcPr>
-            <w:tcW w:type="dxa" w:w="2307"/>
+            <w:tcW w:type="dxa" w:w="2387"/>
             <w:tcMar>
               <w:top w:type="dxa" w:w="50"/>
               <w:left w:type="dxa" w:w="90"/>
@@ -7477,7 +7581,7 @@
         </w:tc>
         <w:tc>
           <w:tcPr>
-            <w:tcW w:type="dxa" w:w="2307"/>
+            <w:tcW w:type="dxa" w:w="2387"/>
             <w:tcMar>
               <w:top w:type="dxa" w:w="50"/>
               <w:left w:type="dxa" w:w="90"/>
@@ -7572,28 +7676,50 @@
               </w:rPr>
               <w:t xml:space="preserve">requirements.txt</w:t>
             </w:r>
-          </w:p>
-        </w:tc>
-        <w:tc>
-          <w:tcPr>
-            <w:tcW w:type="dxa" w:w="1699"/>
-            <w:tcMar>
-              <w:top w:type="dxa" w:w="50"/>
-              <w:left w:type="dxa" w:w="90"/>
-              <w:bottom w:type="dxa" w:w="50"/>
-              <w:right w:type="dxa" w:w="90"/>
-            </w:tcMar>
-          </w:tcPr>
-          <w:p>
-            <w:pPr>
-              <w:spacing w:after="0" w:before="0" w:line="240"/>
-            </w:pPr>
-            <w:r>
-              <w:rPr>
-                <w:sz w:val="20"/>
-                <w:szCs w:val="20"/>
-              </w:rPr>
-              <w:t xml:space="preserve">Abierto como NC-001 (bloqueante)</w:t>
+            <w:r>
+              <w:rPr>
+                <w:sz w:val="20"/>
+                <w:szCs w:val="20"/>
+              </w:rPr>
+              <w:t xml:space="preserve">. Corregido el 15/10/2026 (</w:t>
+            </w:r>
+            <w:r>
+              <w:rPr>
+                <w:rFonts w:ascii="Consolas" w:cs="Consolas" w:eastAsia="Consolas" w:hAnsi="Consolas"/>
+                <w:sz w:val="18"/>
+                <w:szCs w:val="18"/>
+              </w:rPr>
+              <w:t xml:space="preserve">security/passwords.py</w:t>
+            </w:r>
+            <w:r>
+              <w:rPr>
+                <w:sz w:val="20"/>
+                <w:szCs w:val="20"/>
+              </w:rPr>
+              <w:t xml:space="preserve">)</w:t>
+            </w:r>
+          </w:p>
+        </w:tc>
+        <w:tc>
+          <w:tcPr>
+            <w:tcW w:type="dxa" w:w="1459"/>
+            <w:tcMar>
+              <w:top w:type="dxa" w:w="50"/>
+              <w:left w:type="dxa" w:w="90"/>
+              <w:bottom w:type="dxa" w:w="50"/>
+              <w:right w:type="dxa" w:w="90"/>
+            </w:tcMar>
+          </w:tcPr>
+          <w:p>
+            <w:pPr>
+              <w:spacing w:after="0" w:before="0" w:line="240"/>
+            </w:pPr>
+            <w:r>
+              <w:rPr>
+                <w:sz w:val="20"/>
+                <w:szCs w:val="20"/>
+              </w:rPr>
+              <w:t xml:space="preserve">NC-001 cerrada el 15/10/2026</w:t>
             </w:r>
           </w:p>
         </w:tc>
@@ -7627,7 +7753,7 @@
         </w:tc>
         <w:tc>
           <w:tcPr>
-            <w:tcW w:type="dxa" w:w="2307"/>
+            <w:tcW w:type="dxa" w:w="2387"/>
             <w:tcMar>
               <w:top w:type="dxa" w:w="50"/>
               <w:left w:type="dxa" w:w="90"/>
@@ -7650,7 +7776,7 @@
         </w:tc>
         <w:tc>
           <w:tcPr>
-            <w:tcW w:type="dxa" w:w="2307"/>
+            <w:tcW w:type="dxa" w:w="2387"/>
             <w:tcMar>
               <w:top w:type="dxa" w:w="50"/>
               <w:left w:type="dxa" w:w="90"/>
@@ -7673,7 +7799,7 @@
         </w:tc>
         <w:tc>
           <w:tcPr>
-            <w:tcW w:type="dxa" w:w="2307"/>
+            <w:tcW w:type="dxa" w:w="2387"/>
             <w:tcMar>
               <w:top w:type="dxa" w:w="50"/>
               <w:left w:type="dxa" w:w="90"/>
@@ -7696,7 +7822,7 @@
         </w:tc>
         <w:tc>
           <w:tcPr>
-            <w:tcW w:type="dxa" w:w="1699"/>
+            <w:tcW w:type="dxa" w:w="1459"/>
             <w:tcMar>
               <w:top w:type="dxa" w:w="50"/>
               <w:left w:type="dxa" w:w="90"/>
@@ -7747,7 +7873,7 @@
         </w:tc>
         <w:tc>
           <w:tcPr>
-            <w:tcW w:type="dxa" w:w="2307"/>
+            <w:tcW w:type="dxa" w:w="2387"/>
             <w:tcMar>
               <w:top w:type="dxa" w:w="50"/>
               <w:left w:type="dxa" w:w="90"/>
@@ -7770,7 +7896,7 @@
         </w:tc>
         <w:tc>
           <w:tcPr>
-            <w:tcW w:type="dxa" w:w="2307"/>
+            <w:tcW w:type="dxa" w:w="2387"/>
             <w:tcMar>
               <w:top w:type="dxa" w:w="50"/>
               <w:left w:type="dxa" w:w="90"/>
@@ -7793,7 +7919,7 @@
         </w:tc>
         <w:tc>
           <w:tcPr>
-            <w:tcW w:type="dxa" w:w="2307"/>
+            <w:tcW w:type="dxa" w:w="2387"/>
             <w:tcMar>
               <w:top w:type="dxa" w:w="50"/>
               <w:left w:type="dxa" w:w="90"/>
@@ -7847,7 +7973,7 @@
         </w:tc>
         <w:tc>
           <w:tcPr>
-            <w:tcW w:type="dxa" w:w="1699"/>
+            <w:tcW w:type="dxa" w:w="1459"/>
             <w:tcMar>
               <w:top w:type="dxa" w:w="50"/>
               <w:left w:type="dxa" w:w="90"/>
@@ -7898,7 +8024,7 @@
         </w:tc>
         <w:tc>
           <w:tcPr>
-            <w:tcW w:type="dxa" w:w="2307"/>
+            <w:tcW w:type="dxa" w:w="2387"/>
             <w:tcMar>
               <w:top w:type="dxa" w:w="50"/>
               <w:left w:type="dxa" w:w="90"/>
@@ -7936,7 +8062,7 @@
         </w:tc>
         <w:tc>
           <w:tcPr>
-            <w:tcW w:type="dxa" w:w="2307"/>
+            <w:tcW w:type="dxa" w:w="2387"/>
             <w:tcMar>
               <w:top w:type="dxa" w:w="50"/>
               <w:left w:type="dxa" w:w="90"/>
@@ -7959,7 +8085,7 @@
         </w:tc>
         <w:tc>
           <w:tcPr>
-            <w:tcW w:type="dxa" w:w="2307"/>
+            <w:tcW w:type="dxa" w:w="2387"/>
             <w:tcMar>
               <w:top w:type="dxa" w:w="50"/>
               <w:left w:type="dxa" w:w="90"/>
@@ -7982,7 +8108,7 @@
         </w:tc>
         <w:tc>
           <w:tcPr>
-            <w:tcW w:type="dxa" w:w="1699"/>
+            <w:tcW w:type="dxa" w:w="1459"/>
             <w:tcMar>
               <w:top w:type="dxa" w:w="50"/>
               <w:left w:type="dxa" w:w="90"/>
@@ -8033,7 +8159,7 @@
         </w:tc>
         <w:tc>
           <w:tcPr>
-            <w:tcW w:type="dxa" w:w="2307"/>
+            <w:tcW w:type="dxa" w:w="2387"/>
             <w:tcMar>
               <w:top w:type="dxa" w:w="50"/>
               <w:left w:type="dxa" w:w="90"/>
@@ -8056,7 +8182,7 @@
         </w:tc>
         <w:tc>
           <w:tcPr>
-            <w:tcW w:type="dxa" w:w="2307"/>
+            <w:tcW w:type="dxa" w:w="2387"/>
             <w:tcMar>
               <w:top w:type="dxa" w:w="50"/>
               <w:left w:type="dxa" w:w="90"/>
@@ -8079,7 +8205,7 @@
         </w:tc>
         <w:tc>
           <w:tcPr>
-            <w:tcW w:type="dxa" w:w="2307"/>
+            <w:tcW w:type="dxa" w:w="2387"/>
             <w:tcMar>
               <w:top w:type="dxa" w:w="50"/>
               <w:left w:type="dxa" w:w="90"/>
@@ -8102,7 +8228,7 @@
         </w:tc>
         <w:tc>
           <w:tcPr>
-            <w:tcW w:type="dxa" w:w="1699"/>
+            <w:tcW w:type="dxa" w:w="1459"/>
             <w:tcMar>
               <w:top w:type="dxa" w:w="50"/>
               <w:left w:type="dxa" w:w="90"/>
@@ -8153,7 +8279,7 @@
         </w:tc>
         <w:tc>
           <w:tcPr>
-            <w:tcW w:type="dxa" w:w="2307"/>
+            <w:tcW w:type="dxa" w:w="2387"/>
             <w:tcMar>
               <w:top w:type="dxa" w:w="50"/>
               <w:left w:type="dxa" w:w="90"/>
@@ -8176,7 +8302,7 @@
         </w:tc>
         <w:tc>
           <w:tcPr>
-            <w:tcW w:type="dxa" w:w="2307"/>
+            <w:tcW w:type="dxa" w:w="2387"/>
             <w:tcMar>
               <w:top w:type="dxa" w:w="50"/>
               <w:left w:type="dxa" w:w="90"/>
@@ -8199,7 +8325,7 @@
         </w:tc>
         <w:tc>
           <w:tcPr>
-            <w:tcW w:type="dxa" w:w="2307"/>
+            <w:tcW w:type="dxa" w:w="2387"/>
             <w:tcMar>
               <w:top w:type="dxa" w:w="50"/>
               <w:left w:type="dxa" w:w="90"/>
@@ -8222,7 +8348,7 @@
         </w:tc>
         <w:tc>
           <w:tcPr>
-            <w:tcW w:type="dxa" w:w="1699"/>
+            <w:tcW w:type="dxa" w:w="1459"/>
             <w:tcMar>
               <w:top w:type="dxa" w:w="50"/>
               <w:left w:type="dxa" w:w="90"/>
@@ -8273,7 +8399,7 @@
         </w:tc>
         <w:tc>
           <w:tcPr>
-            <w:tcW w:type="dxa" w:w="2307"/>
+            <w:tcW w:type="dxa" w:w="2387"/>
             <w:tcMar>
               <w:top w:type="dxa" w:w="50"/>
               <w:left w:type="dxa" w:w="90"/>
@@ -8296,7 +8422,7 @@
         </w:tc>
         <w:tc>
           <w:tcPr>
-            <w:tcW w:type="dxa" w:w="2307"/>
+            <w:tcW w:type="dxa" w:w="2387"/>
             <w:tcMar>
               <w:top w:type="dxa" w:w="50"/>
               <w:left w:type="dxa" w:w="90"/>
@@ -8319,7 +8445,7 @@
         </w:tc>
         <w:tc>
           <w:tcPr>
-            <w:tcW w:type="dxa" w:w="2307"/>
+            <w:tcW w:type="dxa" w:w="2387"/>
             <w:tcMar>
               <w:top w:type="dxa" w:w="50"/>
               <w:left w:type="dxa" w:w="90"/>
@@ -8342,7 +8468,7 @@
         </w:tc>
         <w:tc>
           <w:tcPr>
-            <w:tcW w:type="dxa" w:w="1699"/>
+            <w:tcW w:type="dxa" w:w="1459"/>
             <w:tcMar>
               <w:top w:type="dxa" w:w="50"/>
               <w:left w:type="dxa" w:w="90"/>
@@ -8393,7 +8519,7 @@
         </w:tc>
         <w:tc>
           <w:tcPr>
-            <w:tcW w:type="dxa" w:w="2307"/>
+            <w:tcW w:type="dxa" w:w="2387"/>
             <w:tcMar>
               <w:top w:type="dxa" w:w="50"/>
               <w:left w:type="dxa" w:w="90"/>
@@ -8416,7 +8542,7 @@
         </w:tc>
         <w:tc>
           <w:tcPr>
-            <w:tcW w:type="dxa" w:w="2307"/>
+            <w:tcW w:type="dxa" w:w="2387"/>
             <w:tcMar>
               <w:top w:type="dxa" w:w="50"/>
               <w:left w:type="dxa" w:w="90"/>
@@ -8439,7 +8565,7 @@
         </w:tc>
         <w:tc>
           <w:tcPr>
-            <w:tcW w:type="dxa" w:w="2307"/>
+            <w:tcW w:type="dxa" w:w="2387"/>
             <w:tcMar>
               <w:top w:type="dxa" w:w="50"/>
               <w:left w:type="dxa" w:w="90"/>
@@ -8500,7 +8626,7 @@
         </w:tc>
         <w:tc>
           <w:tcPr>
-            <w:tcW w:type="dxa" w:w="1699"/>
+            <w:tcW w:type="dxa" w:w="1459"/>
             <w:tcMar>
               <w:top w:type="dxa" w:w="50"/>
               <w:left w:type="dxa" w:w="90"/>
@@ -8551,7 +8677,7 @@
         </w:tc>
         <w:tc>
           <w:tcPr>
-            <w:tcW w:type="dxa" w:w="2307"/>
+            <w:tcW w:type="dxa" w:w="2387"/>
             <w:tcMar>
               <w:top w:type="dxa" w:w="50"/>
               <w:left w:type="dxa" w:w="90"/>
@@ -8574,7 +8700,7 @@
         </w:tc>
         <w:tc>
           <w:tcPr>
-            <w:tcW w:type="dxa" w:w="2307"/>
+            <w:tcW w:type="dxa" w:w="2387"/>
             <w:tcMar>
               <w:top w:type="dxa" w:w="50"/>
               <w:left w:type="dxa" w:w="90"/>
@@ -8597,7 +8723,7 @@
         </w:tc>
         <w:tc>
           <w:tcPr>
-            <w:tcW w:type="dxa" w:w="2307"/>
+            <w:tcW w:type="dxa" w:w="2387"/>
             <w:tcMar>
               <w:top w:type="dxa" w:w="50"/>
               <w:left w:type="dxa" w:w="90"/>
@@ -8654,28 +8780,50 @@
               </w:rPr>
               <w:t xml:space="preserve">InvalidSubjectError: Subject must be a string</w:t>
             </w:r>
-          </w:p>
-        </w:tc>
-        <w:tc>
-          <w:tcPr>
-            <w:tcW w:type="dxa" w:w="1699"/>
-            <w:tcMar>
-              <w:top w:type="dxa" w:w="50"/>
-              <w:left w:type="dxa" w:w="90"/>
-              <w:bottom w:type="dxa" w:w="50"/>
-              <w:right w:type="dxa" w:w="90"/>
-            </w:tcMar>
-          </w:tcPr>
-          <w:p>
-            <w:pPr>
-              <w:spacing w:after="0" w:before="0" w:line="240"/>
-            </w:pPr>
-            <w:r>
-              <w:rPr>
-                <w:sz w:val="20"/>
-                <w:szCs w:val="20"/>
-              </w:rPr>
-              <w:t xml:space="preserve">Abierto como NC-008</w:t>
+            <w:r>
+              <w:rPr>
+                <w:sz w:val="20"/>
+                <w:szCs w:val="20"/>
+              </w:rPr>
+              <w:t xml:space="preserve">. Corregido el 15/10/2026: el </w:t>
+            </w:r>
+            <w:r>
+              <w:rPr>
+                <w:rFonts w:ascii="Consolas" w:cs="Consolas" w:eastAsia="Consolas" w:hAnsi="Consolas"/>
+                <w:sz w:val="18"/>
+                <w:szCs w:val="18"/>
+              </w:rPr>
+              <w:t xml:space="preserve">sub</w:t>
+            </w:r>
+            <w:r>
+              <w:rPr>
+                <w:sz w:val="20"/>
+                <w:szCs w:val="20"/>
+              </w:rPr>
+              <w:t xml:space="preserve"> se emite como texto</w:t>
+            </w:r>
+          </w:p>
+        </w:tc>
+        <w:tc>
+          <w:tcPr>
+            <w:tcW w:type="dxa" w:w="1459"/>
+            <w:tcMar>
+              <w:top w:type="dxa" w:w="50"/>
+              <w:left w:type="dxa" w:w="90"/>
+              <w:bottom w:type="dxa" w:w="50"/>
+              <w:right w:type="dxa" w:w="90"/>
+            </w:tcMar>
+          </w:tcPr>
+          <w:p>
+            <w:pPr>
+              <w:spacing w:after="0" w:before="0" w:line="240"/>
+            </w:pPr>
+            <w:r>
+              <w:rPr>
+                <w:sz w:val="20"/>
+                <w:szCs w:val="20"/>
+              </w:rPr>
+              <w:t xml:space="preserve">NC-008 cerrada el 15/10/2026</w:t>
             </w:r>
           </w:p>
         </w:tc>
@@ -8709,7 +8857,7 @@
         </w:tc>
         <w:tc>
           <w:tcPr>
-            <w:tcW w:type="dxa" w:w="2307"/>
+            <w:tcW w:type="dxa" w:w="2387"/>
             <w:tcMar>
               <w:top w:type="dxa" w:w="50"/>
               <w:left w:type="dxa" w:w="90"/>
@@ -8732,7 +8880,7 @@
         </w:tc>
         <w:tc>
           <w:tcPr>
-            <w:tcW w:type="dxa" w:w="2307"/>
+            <w:tcW w:type="dxa" w:w="2387"/>
             <w:tcMar>
               <w:top w:type="dxa" w:w="50"/>
               <w:left w:type="dxa" w:w="90"/>
@@ -8755,7 +8903,7 @@
         </w:tc>
         <w:tc>
           <w:tcPr>
-            <w:tcW w:type="dxa" w:w="2307"/>
+            <w:tcW w:type="dxa" w:w="2387"/>
             <w:tcMar>
               <w:top w:type="dxa" w:w="50"/>
               <w:left w:type="dxa" w:w="90"/>
@@ -8824,7 +8972,7 @@
         </w:tc>
         <w:tc>
           <w:tcPr>
-            <w:tcW w:type="dxa" w:w="1699"/>
+            <w:tcW w:type="dxa" w:w="1459"/>
             <w:tcMar>
               <w:top w:type="dxa" w:w="50"/>
               <w:left w:type="dxa" w:w="90"/>
@@ -14461,10 +14609,10 @@
         <w:tblLayout w:type="fixed"/>
       </w:tblPr>
       <w:tblGrid>
-        <w:gridCol w:w="1841"/>
-        <w:gridCol w:w="4327"/>
-        <w:gridCol w:w="1220"/>
-        <w:gridCol w:w="1972"/>
+        <w:gridCol w:w="1787"/>
+        <w:gridCol w:w="4199"/>
+        <w:gridCol w:w="1460"/>
+        <w:gridCol w:w="1914"/>
       </w:tblGrid>
       <w:tr>
         <w:trPr>
@@ -14473,7 +14621,7 @@
         </w:trPr>
         <w:tc>
           <w:tcPr>
-            <w:tcW w:type="dxa" w:w="1841"/>
+            <w:tcW w:type="dxa" w:w="1787"/>
             <w:tcBorders>
               <w:top w:val="single" w:color="000000" w:sz="8"/>
               <w:left w:val="none" w:color="FFFFFF" w:sz="0"/>
@@ -14504,7 +14652,7 @@
         </w:tc>
         <w:tc>
           <w:tcPr>
-            <w:tcW w:type="dxa" w:w="4327"/>
+            <w:tcW w:type="dxa" w:w="4199"/>
             <w:tcBorders>
               <w:top w:val="single" w:color="000000" w:sz="8"/>
               <w:left w:val="none" w:color="FFFFFF" w:sz="0"/>
@@ -14535,7 +14683,7 @@
         </w:tc>
         <w:tc>
           <w:tcPr>
-            <w:tcW w:type="dxa" w:w="1220"/>
+            <w:tcW w:type="dxa" w:w="1460"/>
             <w:tcBorders>
               <w:top w:val="single" w:color="000000" w:sz="8"/>
               <w:left w:val="none" w:color="FFFFFF" w:sz="0"/>
@@ -14566,7 +14714,7 @@
         </w:tc>
         <w:tc>
           <w:tcPr>
-            <w:tcW w:type="dxa" w:w="1972"/>
+            <w:tcW w:type="dxa" w:w="1914"/>
             <w:tcBorders>
               <w:top w:val="single" w:color="000000" w:sz="8"/>
               <w:left w:val="none" w:color="FFFFFF" w:sz="0"/>
@@ -14602,7 +14750,7 @@
         </w:trPr>
         <w:tc>
           <w:tcPr>
-            <w:tcW w:type="dxa" w:w="1841"/>
+            <w:tcW w:type="dxa" w:w="1787"/>
             <w:tcMar>
               <w:top w:type="dxa" w:w="50"/>
               <w:left w:type="dxa" w:w="90"/>
@@ -14625,7 +14773,7 @@
         </w:tc>
         <w:tc>
           <w:tcPr>
-            <w:tcW w:type="dxa" w:w="4327"/>
+            <w:tcW w:type="dxa" w:w="4199"/>
             <w:tcMar>
               <w:top w:type="dxa" w:w="50"/>
               <w:left w:type="dxa" w:w="90"/>
@@ -14648,7 +14796,7 @@
         </w:tc>
         <w:tc>
           <w:tcPr>
-            <w:tcW w:type="dxa" w:w="1220"/>
+            <w:tcW w:type="dxa" w:w="1460"/>
             <w:tcMar>
               <w:top w:type="dxa" w:w="50"/>
               <w:left w:type="dxa" w:w="90"/>
@@ -14671,7 +14819,7 @@
         </w:tc>
         <w:tc>
           <w:tcPr>
-            <w:tcW w:type="dxa" w:w="1972"/>
+            <w:tcW w:type="dxa" w:w="1914"/>
             <w:tcMar>
               <w:top w:type="dxa" w:w="50"/>
               <w:left w:type="dxa" w:w="90"/>
@@ -14699,7 +14847,7 @@
         </w:trPr>
         <w:tc>
           <w:tcPr>
-            <w:tcW w:type="dxa" w:w="1841"/>
+            <w:tcW w:type="dxa" w:w="1787"/>
             <w:tcMar>
               <w:top w:type="dxa" w:w="50"/>
               <w:left w:type="dxa" w:w="90"/>
@@ -14722,7 +14870,7 @@
         </w:tc>
         <w:tc>
           <w:tcPr>
-            <w:tcW w:type="dxa" w:w="4327"/>
+            <w:tcW w:type="dxa" w:w="4199"/>
             <w:tcMar>
               <w:top w:type="dxa" w:w="50"/>
               <w:left w:type="dxa" w:w="90"/>
@@ -14753,7 +14901,7 @@
         </w:tc>
         <w:tc>
           <w:tcPr>
-            <w:tcW w:type="dxa" w:w="1220"/>
+            <w:tcW w:type="dxa" w:w="1460"/>
             <w:tcMar>
               <w:top w:type="dxa" w:w="50"/>
               <w:left w:type="dxa" w:w="90"/>
@@ -14776,7 +14924,7 @@
         </w:tc>
         <w:tc>
           <w:tcPr>
-            <w:tcW w:type="dxa" w:w="1972"/>
+            <w:tcW w:type="dxa" w:w="1914"/>
             <w:tcMar>
               <w:top w:type="dxa" w:w="50"/>
               <w:left w:type="dxa" w:w="90"/>
@@ -14804,7 +14952,7 @@
         </w:trPr>
         <w:tc>
           <w:tcPr>
-            <w:tcW w:type="dxa" w:w="1841"/>
+            <w:tcW w:type="dxa" w:w="1787"/>
             <w:tcMar>
               <w:top w:type="dxa" w:w="50"/>
               <w:left w:type="dxa" w:w="90"/>
@@ -14827,7 +14975,7 @@
         </w:tc>
         <w:tc>
           <w:tcPr>
-            <w:tcW w:type="dxa" w:w="4327"/>
+            <w:tcW w:type="dxa" w:w="4199"/>
             <w:tcMar>
               <w:top w:type="dxa" w:w="50"/>
               <w:left w:type="dxa" w:w="90"/>
@@ -14927,36 +15075,36 @@
                 <w:sz w:val="20"/>
                 <w:szCs w:val="20"/>
               </w:rPr>
-              <w:t xml:space="preserve">; la actualización no controlada de PyJWT ya rompió la validación de tokens</w:t>
-            </w:r>
-          </w:p>
-        </w:tc>
-        <w:tc>
-          <w:tcPr>
-            <w:tcW w:type="dxa" w:w="1220"/>
-            <w:tcMar>
-              <w:top w:type="dxa" w:w="50"/>
-              <w:left w:type="dxa" w:w="90"/>
-              <w:bottom w:type="dxa" w:w="50"/>
-              <w:right w:type="dxa" w:w="90"/>
-            </w:tcMar>
-          </w:tcPr>
-          <w:p>
-            <w:pPr>
-              <w:spacing w:after="0" w:before="0" w:line="240"/>
-            </w:pPr>
-            <w:r>
-              <w:rPr>
-                <w:sz w:val="20"/>
-                <w:szCs w:val="20"/>
-              </w:rPr>
-              <w:t xml:space="preserve">NC-008</w:t>
-            </w:r>
-          </w:p>
-        </w:tc>
-        <w:tc>
-          <w:tcPr>
-            <w:tcW w:type="dxa" w:w="1972"/>
+              <w:t xml:space="preserve">; la actualización no controlada de PyJWT rompió la validación de tokens; desde el 15/10/2026 las versiones están fijadas</w:t>
+            </w:r>
+          </w:p>
+        </w:tc>
+        <w:tc>
+          <w:tcPr>
+            <w:tcW w:type="dxa" w:w="1460"/>
+            <w:tcMar>
+              <w:top w:type="dxa" w:w="50"/>
+              <w:left w:type="dxa" w:w="90"/>
+              <w:bottom w:type="dxa" w:w="50"/>
+              <w:right w:type="dxa" w:w="90"/>
+            </w:tcMar>
+          </w:tcPr>
+          <w:p>
+            <w:pPr>
+              <w:spacing w:after="0" w:before="0" w:line="240"/>
+            </w:pPr>
+            <w:r>
+              <w:rPr>
+                <w:sz w:val="20"/>
+                <w:szCs w:val="20"/>
+              </w:rPr>
+              <w:t xml:space="preserve">NC-008 (cerrada)</w:t>
+            </w:r>
+          </w:p>
+        </w:tc>
+        <w:tc>
+          <w:tcPr>
+            <w:tcW w:type="dxa" w:w="1914"/>
             <w:tcMar>
               <w:top w:type="dxa" w:w="50"/>
               <w:left w:type="dxa" w:w="90"/>
@@ -14984,7 +15132,7 @@
         </w:trPr>
         <w:tc>
           <w:tcPr>
-            <w:tcW w:type="dxa" w:w="1841"/>
+            <w:tcW w:type="dxa" w:w="1787"/>
             <w:tcMar>
               <w:top w:type="dxa" w:w="50"/>
               <w:left w:type="dxa" w:w="90"/>
@@ -15007,53 +15155,53 @@
         </w:tc>
         <w:tc>
           <w:tcPr>
-            <w:tcW w:type="dxa" w:w="4327"/>
-            <w:tcMar>
-              <w:top w:type="dxa" w:w="50"/>
-              <w:left w:type="dxa" w:w="90"/>
-              <w:bottom w:type="dxa" w:w="50"/>
-              <w:right w:type="dxa" w:w="90"/>
-            </w:tcMar>
-          </w:tcPr>
-          <w:p>
-            <w:pPr>
-              <w:spacing w:after="0" w:before="0" w:line="240"/>
-            </w:pPr>
-            <w:r>
-              <w:rPr>
-                <w:sz w:val="20"/>
-                <w:szCs w:val="20"/>
-              </w:rPr>
-              <w:t xml:space="preserve">SHA-256 sin sal (RS03); API servida por HTTP; token guardado en AsyncStorage sin cifrar</w:t>
-            </w:r>
-          </w:p>
-        </w:tc>
-        <w:tc>
-          <w:tcPr>
-            <w:tcW w:type="dxa" w:w="1220"/>
-            <w:tcMar>
-              <w:top w:type="dxa" w:w="50"/>
-              <w:left w:type="dxa" w:w="90"/>
-              <w:bottom w:type="dxa" w:w="50"/>
-              <w:right w:type="dxa" w:w="90"/>
-            </w:tcMar>
-          </w:tcPr>
-          <w:p>
-            <w:pPr>
-              <w:spacing w:after="0" w:before="0" w:line="240"/>
-            </w:pPr>
-            <w:r>
-              <w:rPr>
-                <w:sz w:val="20"/>
-                <w:szCs w:val="20"/>
-              </w:rPr>
-              <w:t xml:space="preserve">NC-001; CP-004</w:t>
-            </w:r>
-          </w:p>
-        </w:tc>
-        <w:tc>
-          <w:tcPr>
-            <w:tcW w:type="dxa" w:w="1972"/>
+            <w:tcW w:type="dxa" w:w="4199"/>
+            <w:tcMar>
+              <w:top w:type="dxa" w:w="50"/>
+              <w:left w:type="dxa" w:w="90"/>
+              <w:bottom w:type="dxa" w:w="50"/>
+              <w:right w:type="dxa" w:w="90"/>
+            </w:tcMar>
+          </w:tcPr>
+          <w:p>
+            <w:pPr>
+              <w:spacing w:after="0" w:before="0" w:line="240"/>
+            </w:pPr>
+            <w:r>
+              <w:rPr>
+                <w:sz w:val="20"/>
+                <w:szCs w:val="20"/>
+              </w:rPr>
+              <w:t xml:space="preserve">SHA-256 sin sal (RS03), reemplazado por bcrypt el 15/10/2026; API servida por HTTP; token guardado en AsyncStorage sin cifrar</w:t>
+            </w:r>
+          </w:p>
+        </w:tc>
+        <w:tc>
+          <w:tcPr>
+            <w:tcW w:type="dxa" w:w="1460"/>
+            <w:tcMar>
+              <w:top w:type="dxa" w:w="50"/>
+              <w:left w:type="dxa" w:w="90"/>
+              <w:bottom w:type="dxa" w:w="50"/>
+              <w:right w:type="dxa" w:w="90"/>
+            </w:tcMar>
+          </w:tcPr>
+          <w:p>
+            <w:pPr>
+              <w:spacing w:after="0" w:before="0" w:line="240"/>
+            </w:pPr>
+            <w:r>
+              <w:rPr>
+                <w:sz w:val="20"/>
+                <w:szCs w:val="20"/>
+              </w:rPr>
+              <w:t xml:space="preserve">NC-001 (cerrada); CP-004</w:t>
+            </w:r>
+          </w:p>
+        </w:tc>
+        <w:tc>
+          <w:tcPr>
+            <w:tcW w:type="dxa" w:w="1914"/>
             <w:tcMar>
               <w:top w:type="dxa" w:w="50"/>
               <w:left w:type="dxa" w:w="90"/>
@@ -15089,7 +15237,7 @@
         </w:trPr>
         <w:tc>
           <w:tcPr>
-            <w:tcW w:type="dxa" w:w="1841"/>
+            <w:tcW w:type="dxa" w:w="1787"/>
             <w:tcMar>
               <w:top w:type="dxa" w:w="50"/>
               <w:left w:type="dxa" w:w="90"/>
@@ -15112,7 +15260,7 @@
         </w:tc>
         <w:tc>
           <w:tcPr>
-            <w:tcW w:type="dxa" w:w="4327"/>
+            <w:tcW w:type="dxa" w:w="4199"/>
             <w:tcMar>
               <w:top w:type="dxa" w:w="50"/>
               <w:left w:type="dxa" w:w="90"/>
@@ -15150,7 +15298,7 @@
         </w:tc>
         <w:tc>
           <w:tcPr>
-            <w:tcW w:type="dxa" w:w="1220"/>
+            <w:tcW w:type="dxa" w:w="1460"/>
             <w:tcMar>
               <w:top w:type="dxa" w:w="50"/>
               <w:left w:type="dxa" w:w="90"/>
@@ -15173,7 +15321,7 @@
         </w:tc>
         <w:tc>
           <w:tcPr>
-            <w:tcW w:type="dxa" w:w="1972"/>
+            <w:tcW w:type="dxa" w:w="1914"/>
             <w:tcMar>
               <w:top w:type="dxa" w:w="50"/>
               <w:left w:type="dxa" w:w="90"/>
@@ -15201,7 +15349,7 @@
         </w:trPr>
         <w:tc>
           <w:tcPr>
-            <w:tcW w:type="dxa" w:w="1841"/>
+            <w:tcW w:type="dxa" w:w="1787"/>
             <w:tcMar>
               <w:top w:type="dxa" w:w="50"/>
               <w:left w:type="dxa" w:w="90"/>
@@ -15224,7 +15372,7 @@
         </w:tc>
         <w:tc>
           <w:tcPr>
-            <w:tcW w:type="dxa" w:w="4327"/>
+            <w:tcW w:type="dxa" w:w="4199"/>
             <w:tcMar>
               <w:top w:type="dxa" w:w="50"/>
               <w:left w:type="dxa" w:w="90"/>
@@ -15247,7 +15395,7 @@
         </w:tc>
         <w:tc>
           <w:tcPr>
-            <w:tcW w:type="dxa" w:w="1220"/>
+            <w:tcW w:type="dxa" w:w="1460"/>
             <w:tcMar>
               <w:top w:type="dxa" w:w="50"/>
               <w:left w:type="dxa" w:w="90"/>
@@ -15270,7 +15418,7 @@
         </w:tc>
         <w:tc>
           <w:tcPr>
-            <w:tcW w:type="dxa" w:w="1972"/>
+            <w:tcW w:type="dxa" w:w="1914"/>
             <w:tcMar>
               <w:top w:type="dxa" w:w="50"/>
               <w:left w:type="dxa" w:w="90"/>
@@ -15298,7 +15446,7 @@
         </w:trPr>
         <w:tc>
           <w:tcPr>
-            <w:tcW w:type="dxa" w:w="1841"/>
+            <w:tcW w:type="dxa" w:w="1787"/>
             <w:tcMar>
               <w:top w:type="dxa" w:w="50"/>
               <w:left w:type="dxa" w:w="90"/>
@@ -15321,7 +15469,7 @@
         </w:tc>
         <w:tc>
           <w:tcPr>
-            <w:tcW w:type="dxa" w:w="4327"/>
+            <w:tcW w:type="dxa" w:w="4199"/>
             <w:tcMar>
               <w:top w:type="dxa" w:w="50"/>
               <w:left w:type="dxa" w:w="90"/>
@@ -15344,7 +15492,7 @@
         </w:tc>
         <w:tc>
           <w:tcPr>
-            <w:tcW w:type="dxa" w:w="1220"/>
+            <w:tcW w:type="dxa" w:w="1460"/>
             <w:tcMar>
               <w:top w:type="dxa" w:w="50"/>
               <w:left w:type="dxa" w:w="90"/>
@@ -15367,7 +15515,7 @@
         </w:tc>
         <w:tc>
           <w:tcPr>
-            <w:tcW w:type="dxa" w:w="1972"/>
+            <w:tcW w:type="dxa" w:w="1914"/>
             <w:tcMar>
               <w:top w:type="dxa" w:w="50"/>
               <w:left w:type="dxa" w:w="90"/>
@@ -15395,7 +15543,7 @@
         </w:trPr>
         <w:tc>
           <w:tcPr>
-            <w:tcW w:type="dxa" w:w="1841"/>
+            <w:tcW w:type="dxa" w:w="1787"/>
             <w:tcMar>
               <w:top w:type="dxa" w:w="50"/>
               <w:left w:type="dxa" w:w="90"/>
@@ -15418,7 +15566,7 @@
         </w:tc>
         <w:tc>
           <w:tcPr>
-            <w:tcW w:type="dxa" w:w="4327"/>
+            <w:tcW w:type="dxa" w:w="4199"/>
             <w:tcMar>
               <w:top w:type="dxa" w:w="50"/>
               <w:left w:type="dxa" w:w="90"/>
@@ -15456,7 +15604,7 @@
         </w:tc>
         <w:tc>
           <w:tcPr>
-            <w:tcW w:type="dxa" w:w="1220"/>
+            <w:tcW w:type="dxa" w:w="1460"/>
             <w:tcMar>
               <w:top w:type="dxa" w:w="50"/>
               <w:left w:type="dxa" w:w="90"/>
@@ -15479,7 +15627,7 @@
         </w:tc>
         <w:tc>
           <w:tcPr>
-            <w:tcW w:type="dxa" w:w="1972"/>
+            <w:tcW w:type="dxa" w:w="1914"/>
             <w:tcMar>
               <w:top w:type="dxa" w:w="50"/>
               <w:left w:type="dxa" w:w="90"/>
@@ -15507,7 +15655,7 @@
         </w:trPr>
         <w:tc>
           <w:tcPr>
-            <w:tcW w:type="dxa" w:w="1841"/>
+            <w:tcW w:type="dxa" w:w="1787"/>
             <w:tcMar>
               <w:top w:type="dxa" w:w="50"/>
               <w:left w:type="dxa" w:w="90"/>
@@ -15530,7 +15678,7 @@
         </w:tc>
         <w:tc>
           <w:tcPr>
-            <w:tcW w:type="dxa" w:w="4327"/>
+            <w:tcW w:type="dxa" w:w="4199"/>
             <w:tcMar>
               <w:top w:type="dxa" w:w="50"/>
               <w:left w:type="dxa" w:w="90"/>
@@ -15553,7 +15701,7 @@
         </w:tc>
         <w:tc>
           <w:tcPr>
-            <w:tcW w:type="dxa" w:w="1220"/>
+            <w:tcW w:type="dxa" w:w="1460"/>
             <w:tcMar>
               <w:top w:type="dxa" w:w="50"/>
               <w:left w:type="dxa" w:w="90"/>
@@ -15576,7 +15724,7 @@
         </w:tc>
         <w:tc>
           <w:tcPr>
-            <w:tcW w:type="dxa" w:w="1972"/>
+            <w:tcW w:type="dxa" w:w="1914"/>
             <w:tcMar>
               <w:top w:type="dxa" w:w="50"/>
               <w:left w:type="dxa" w:w="90"/>
@@ -15604,7 +15752,7 @@
         </w:trPr>
         <w:tc>
           <w:tcPr>
-            <w:tcW w:type="dxa" w:w="1841"/>
+            <w:tcW w:type="dxa" w:w="1787"/>
             <w:tcMar>
               <w:top w:type="dxa" w:w="50"/>
               <w:left w:type="dxa" w:w="90"/>
@@ -15627,7 +15775,7 @@
         </w:tc>
         <w:tc>
           <w:tcPr>
-            <w:tcW w:type="dxa" w:w="4327"/>
+            <w:tcW w:type="dxa" w:w="4199"/>
             <w:tcMar>
               <w:top w:type="dxa" w:w="50"/>
               <w:left w:type="dxa" w:w="90"/>
@@ -15680,7 +15828,7 @@
         </w:tc>
         <w:tc>
           <w:tcPr>
-            <w:tcW w:type="dxa" w:w="1220"/>
+            <w:tcW w:type="dxa" w:w="1460"/>
             <w:tcMar>
               <w:top w:type="dxa" w:w="50"/>
               <w:left w:type="dxa" w:w="90"/>
@@ -15703,7 +15851,7 @@
         </w:tc>
         <w:tc>
           <w:tcPr>
-            <w:tcW w:type="dxa" w:w="1972"/>
+            <w:tcW w:type="dxa" w:w="1914"/>
             <w:tcMar>
               <w:top w:type="dxa" w:w="50"/>
               <w:left w:type="dxa" w:w="90"/>
@@ -15962,7 +16110,7 @@
                 <w:sz w:val="20"/>
                 <w:szCs w:val="20"/>
               </w:rPr>
-              <w:t xml:space="preserve"> desactivado; (g) HTTPS activo; (h) NC-001 corregida antes de la ronda final de seguridad</w:t>
+              <w:t xml:space="preserve"> desactivado; (g) HTTPS activo; (h) NC-001 corregida antes de la ronda final de seguridad (cumplido el 15/10/2026)</w:t>
             </w:r>
           </w:p>
         </w:tc>
@@ -20807,7 +20955,7 @@
                 <w:sz w:val="20"/>
                 <w:szCs w:val="20"/>
               </w:rPr>
-              <w:t xml:space="preserve">Aprobación del plan; aclaración de H-01 a H-05 con el Product Owner; matriz de trazabilidad; corrección y prueba de confirmación de NC-001, NC-004, NC-005, NC-008, NC-009 y NC-011; </w:t>
+              <w:t xml:space="preserve">Aprobación del plan; aclaración de H-01 a H-05 con el Product Owner; matriz de trazabilidad; corrección y prueba de confirmación de NC-001 y NC-008 (cerradas el 15/10/2026), NC-004, NC-005, NC-009 y NC-011; </w:t>
             </w:r>
             <w:r>
               <w:rPr>
@@ -27005,13 +27153,13 @@
       </w:tblPr>
       <w:tblGrid>
         <w:gridCol w:w="920"/>
-        <w:gridCol w:w="3026"/>
+        <w:gridCol w:w="2755"/>
         <w:gridCol w:w="1250"/>
         <w:gridCol w:w="1580"/>
         <w:gridCol w:w="1580"/>
         <w:gridCol w:w="1250"/>
         <w:gridCol w:w="920"/>
-        <w:gridCol w:w="2434"/>
+        <w:gridCol w:w="2705"/>
       </w:tblGrid>
       <w:tr>
         <w:trPr>
@@ -27051,7 +27199,7 @@
         </w:tc>
         <w:tc>
           <w:tcPr>
-            <w:tcW w:type="dxa" w:w="3026"/>
+            <w:tcW w:type="dxa" w:w="2755"/>
             <w:tcBorders>
               <w:top w:val="single" w:color="000000" w:sz="8"/>
               <w:left w:val="none" w:color="FFFFFF" w:sz="0"/>
@@ -27237,7 +27385,7 @@
         </w:tc>
         <w:tc>
           <w:tcPr>
-            <w:tcW w:type="dxa" w:w="2434"/>
+            <w:tcW w:type="dxa" w:w="2705"/>
             <w:tcBorders>
               <w:top w:val="single" w:color="000000" w:sz="8"/>
               <w:left w:val="none" w:color="FFFFFF" w:sz="0"/>
@@ -27262,7 +27410,7 @@
                 <w:sz w:val="18"/>
                 <w:szCs w:val="18"/>
               </w:rPr>
-              <w:t xml:space="preserve">Estado al 5 de octubre de 2026</w:t>
+              <w:t xml:space="preserve">Estado al 15 de octubre de 2026</w:t>
             </w:r>
           </w:p>
         </w:tc>
@@ -27296,7 +27444,7 @@
         </w:tc>
         <w:tc>
           <w:tcPr>
-            <w:tcW w:type="dxa" w:w="3026"/>
+            <w:tcW w:type="dxa" w:w="2755"/>
             <w:tcMar>
               <w:top w:type="dxa" w:w="50"/>
               <w:left w:type="dxa" w:w="90"/>
@@ -27434,7 +27582,7 @@
         </w:tc>
         <w:tc>
           <w:tcPr>
-            <w:tcW w:type="dxa" w:w="2434"/>
+            <w:tcW w:type="dxa" w:w="2705"/>
             <w:tcMar>
               <w:top w:type="dxa" w:w="50"/>
               <w:left w:type="dxa" w:w="90"/>
@@ -27485,7 +27633,7 @@
         </w:tc>
         <w:tc>
           <w:tcPr>
-            <w:tcW w:type="dxa" w:w="3026"/>
+            <w:tcW w:type="dxa" w:w="2755"/>
             <w:tcMar>
               <w:top w:type="dxa" w:w="50"/>
               <w:left w:type="dxa" w:w="90"/>
@@ -27623,7 +27771,7 @@
         </w:tc>
         <w:tc>
           <w:tcPr>
-            <w:tcW w:type="dxa" w:w="2434"/>
+            <w:tcW w:type="dxa" w:w="2705"/>
             <w:tcMar>
               <w:top w:type="dxa" w:w="50"/>
               <w:left w:type="dxa" w:w="90"/>
@@ -27674,7 +27822,7 @@
         </w:tc>
         <w:tc>
           <w:tcPr>
-            <w:tcW w:type="dxa" w:w="3026"/>
+            <w:tcW w:type="dxa" w:w="2755"/>
             <w:tcMar>
               <w:top w:type="dxa" w:w="50"/>
               <w:left w:type="dxa" w:w="90"/>
@@ -27812,7 +27960,7 @@
         </w:tc>
         <w:tc>
           <w:tcPr>
-            <w:tcW w:type="dxa" w:w="2434"/>
+            <w:tcW w:type="dxa" w:w="2705"/>
             <w:tcMar>
               <w:top w:type="dxa" w:w="50"/>
               <w:left w:type="dxa" w:w="90"/>
@@ -27863,7 +28011,7 @@
         </w:tc>
         <w:tc>
           <w:tcPr>
-            <w:tcW w:type="dxa" w:w="3026"/>
+            <w:tcW w:type="dxa" w:w="2755"/>
             <w:tcMar>
               <w:top w:type="dxa" w:w="50"/>
               <w:left w:type="dxa" w:w="90"/>
@@ -28001,24 +28149,24 @@
         </w:tc>
         <w:tc>
           <w:tcPr>
-            <w:tcW w:type="dxa" w:w="2434"/>
-            <w:tcMar>
-              <w:top w:type="dxa" w:w="50"/>
-              <w:left w:type="dxa" w:w="90"/>
-              <w:bottom w:type="dxa" w:w="50"/>
-              <w:right w:type="dxa" w:w="90"/>
-            </w:tcMar>
-          </w:tcPr>
-          <w:p>
-            <w:pPr>
-              <w:spacing w:after="0" w:before="0" w:line="240"/>
-            </w:pPr>
-            <w:r>
-              <w:rPr>
-                <w:sz w:val="18"/>
-                <w:szCs w:val="18"/>
-              </w:rPr>
-              <w:t xml:space="preserve">Fallido; confirmado el 5/10 (NC-001; AA2, CP-007)</w:t>
+            <w:tcW w:type="dxa" w:w="2705"/>
+            <w:tcMar>
+              <w:top w:type="dxa" w:w="50"/>
+              <w:left w:type="dxa" w:w="90"/>
+              <w:bottom w:type="dxa" w:w="50"/>
+              <w:right w:type="dxa" w:w="90"/>
+            </w:tcMar>
+          </w:tcPr>
+          <w:p>
+            <w:pPr>
+              <w:spacing w:after="0" w:before="0" w:line="240"/>
+            </w:pPr>
+            <w:r>
+              <w:rPr>
+                <w:sz w:val="18"/>
+                <w:szCs w:val="18"/>
+              </w:rPr>
+              <w:t xml:space="preserve">Aprobado el 15/10 en la prueba de confirmación de NC-001 (CONF-NC-001); había fallado el 5/10 (AA2, CP-007)</w:t>
             </w:r>
           </w:p>
         </w:tc>
@@ -28052,7 +28200,7 @@
         </w:tc>
         <w:tc>
           <w:tcPr>
-            <w:tcW w:type="dxa" w:w="3026"/>
+            <w:tcW w:type="dxa" w:w="2755"/>
             <w:tcMar>
               <w:top w:type="dxa" w:w="50"/>
               <w:left w:type="dxa" w:w="90"/>
@@ -28190,24 +28338,24 @@
         </w:tc>
         <w:tc>
           <w:tcPr>
-            <w:tcW w:type="dxa" w:w="2434"/>
-            <w:tcMar>
-              <w:top w:type="dxa" w:w="50"/>
-              <w:left w:type="dxa" w:w="90"/>
-              <w:bottom w:type="dxa" w:w="50"/>
-              <w:right w:type="dxa" w:w="90"/>
-            </w:tcMar>
-          </w:tcPr>
-          <w:p>
-            <w:pPr>
-              <w:spacing w:after="0" w:before="0" w:line="240"/>
-            </w:pPr>
-            <w:r>
-              <w:rPr>
-                <w:sz w:val="18"/>
-                <w:szCs w:val="18"/>
-              </w:rPr>
-              <w:t xml:space="preserve">Fallido en prueba temprana (NC-008, NC-006)</w:t>
+            <w:tcW w:type="dxa" w:w="2705"/>
+            <w:tcMar>
+              <w:top w:type="dxa" w:w="50"/>
+              <w:left w:type="dxa" w:w="90"/>
+              <w:bottom w:type="dxa" w:w="50"/>
+              <w:right w:type="dxa" w:w="90"/>
+            </w:tcMar>
+          </w:tcPr>
+          <w:p>
+            <w:pPr>
+              <w:spacing w:after="0" w:before="0" w:line="240"/>
+            </w:pPr>
+            <w:r>
+              <w:rPr>
+                <w:sz w:val="18"/>
+                <w:szCs w:val="18"/>
+              </w:rPr>
+              <w:t xml:space="preserve">En seguimiento: desde el 15/10 el token se acepta en las rutas protegidas (NC-008 cerrada, CONF-NC-008); falta el bloqueo tras 5 OTP incorrectos (NC-006)</w:t>
             </w:r>
           </w:p>
         </w:tc>
@@ -28241,7 +28389,7 @@
         </w:tc>
         <w:tc>
           <w:tcPr>
-            <w:tcW w:type="dxa" w:w="3026"/>
+            <w:tcW w:type="dxa" w:w="2755"/>
             <w:tcMar>
               <w:top w:type="dxa" w:w="50"/>
               <w:left w:type="dxa" w:w="90"/>
@@ -28379,7 +28527,7 @@
         </w:tc>
         <w:tc>
           <w:tcPr>
-            <w:tcW w:type="dxa" w:w="2434"/>
+            <w:tcW w:type="dxa" w:w="2705"/>
             <w:tcMar>
               <w:top w:type="dxa" w:w="50"/>
               <w:left w:type="dxa" w:w="90"/>
@@ -28430,7 +28578,7 @@
         </w:tc>
         <w:tc>
           <w:tcPr>
-            <w:tcW w:type="dxa" w:w="3026"/>
+            <w:tcW w:type="dxa" w:w="2755"/>
             <w:tcMar>
               <w:top w:type="dxa" w:w="50"/>
               <w:left w:type="dxa" w:w="90"/>
@@ -28568,7 +28716,7 @@
         </w:tc>
         <w:tc>
           <w:tcPr>
-            <w:tcW w:type="dxa" w:w="2434"/>
+            <w:tcW w:type="dxa" w:w="2705"/>
             <w:tcMar>
               <w:top w:type="dxa" w:w="50"/>
               <w:left w:type="dxa" w:w="90"/>
@@ -28619,7 +28767,7 @@
         </w:tc>
         <w:tc>
           <w:tcPr>
-            <w:tcW w:type="dxa" w:w="3026"/>
+            <w:tcW w:type="dxa" w:w="2755"/>
             <w:tcMar>
               <w:top w:type="dxa" w:w="50"/>
               <w:left w:type="dxa" w:w="90"/>
@@ -28757,7 +28905,7 @@
         </w:tc>
         <w:tc>
           <w:tcPr>
-            <w:tcW w:type="dxa" w:w="2434"/>
+            <w:tcW w:type="dxa" w:w="2705"/>
             <w:tcMar>
               <w:top w:type="dxa" w:w="50"/>
               <w:left w:type="dxa" w:w="90"/>
@@ -28808,7 +28956,7 @@
         </w:tc>
         <w:tc>
           <w:tcPr>
-            <w:tcW w:type="dxa" w:w="3026"/>
+            <w:tcW w:type="dxa" w:w="2755"/>
             <w:tcMar>
               <w:top w:type="dxa" w:w="50"/>
               <w:left w:type="dxa" w:w="90"/>
@@ -28946,7 +29094,7 @@
         </w:tc>
         <w:tc>
           <w:tcPr>
-            <w:tcW w:type="dxa" w:w="2434"/>
+            <w:tcW w:type="dxa" w:w="2705"/>
             <w:tcMar>
               <w:top w:type="dxa" w:w="50"/>
               <w:left w:type="dxa" w:w="90"/>
@@ -28997,7 +29145,7 @@
         </w:tc>
         <w:tc>
           <w:tcPr>
-            <w:tcW w:type="dxa" w:w="3026"/>
+            <w:tcW w:type="dxa" w:w="2755"/>
             <w:tcMar>
               <w:top w:type="dxa" w:w="50"/>
               <w:left w:type="dxa" w:w="90"/>
@@ -29135,7 +29283,7 @@
         </w:tc>
         <w:tc>
           <w:tcPr>
-            <w:tcW w:type="dxa" w:w="2434"/>
+            <w:tcW w:type="dxa" w:w="2705"/>
             <w:tcMar>
               <w:top w:type="dxa" w:w="50"/>
               <w:left w:type="dxa" w:w="90"/>
@@ -29186,7 +29334,7 @@
         </w:tc>
         <w:tc>
           <w:tcPr>
-            <w:tcW w:type="dxa" w:w="3026"/>
+            <w:tcW w:type="dxa" w:w="2755"/>
             <w:tcMar>
               <w:top w:type="dxa" w:w="50"/>
               <w:left w:type="dxa" w:w="90"/>
@@ -29324,7 +29472,7 @@
         </w:tc>
         <w:tc>
           <w:tcPr>
-            <w:tcW w:type="dxa" w:w="2434"/>
+            <w:tcW w:type="dxa" w:w="2705"/>
             <w:tcMar>
               <w:top w:type="dxa" w:w="50"/>
               <w:left w:type="dxa" w:w="90"/>
@@ -29375,7 +29523,7 @@
         </w:tc>
         <w:tc>
           <w:tcPr>
-            <w:tcW w:type="dxa" w:w="3026"/>
+            <w:tcW w:type="dxa" w:w="2755"/>
             <w:tcMar>
               <w:top w:type="dxa" w:w="50"/>
               <w:left w:type="dxa" w:w="90"/>
@@ -29513,7 +29661,7 @@
         </w:tc>
         <w:tc>
           <w:tcPr>
-            <w:tcW w:type="dxa" w:w="2434"/>
+            <w:tcW w:type="dxa" w:w="2705"/>
             <w:tcMar>
               <w:top w:type="dxa" w:w="50"/>
               <w:left w:type="dxa" w:w="90"/>
@@ -29564,7 +29712,7 @@
         </w:tc>
         <w:tc>
           <w:tcPr>
-            <w:tcW w:type="dxa" w:w="3026"/>
+            <w:tcW w:type="dxa" w:w="2755"/>
             <w:tcMar>
               <w:top w:type="dxa" w:w="50"/>
               <w:left w:type="dxa" w:w="90"/>
@@ -29702,7 +29850,7 @@
         </w:tc>
         <w:tc>
           <w:tcPr>
-            <w:tcW w:type="dxa" w:w="2434"/>
+            <w:tcW w:type="dxa" w:w="2705"/>
             <w:tcMar>
               <w:top w:type="dxa" w:w="50"/>
               <w:left w:type="dxa" w:w="90"/>
@@ -29753,7 +29901,7 @@
         </w:tc>
         <w:tc>
           <w:tcPr>
-            <w:tcW w:type="dxa" w:w="3026"/>
+            <w:tcW w:type="dxa" w:w="2755"/>
             <w:tcMar>
               <w:top w:type="dxa" w:w="50"/>
               <w:left w:type="dxa" w:w="90"/>
@@ -29891,7 +30039,7 @@
         </w:tc>
         <w:tc>
           <w:tcPr>
-            <w:tcW w:type="dxa" w:w="2434"/>
+            <w:tcW w:type="dxa" w:w="2705"/>
             <w:tcMar>
               <w:top w:type="dxa" w:w="50"/>
               <w:left w:type="dxa" w:w="90"/>
@@ -29942,7 +30090,7 @@
         </w:tc>
         <w:tc>
           <w:tcPr>
-            <w:tcW w:type="dxa" w:w="3026"/>
+            <w:tcW w:type="dxa" w:w="2755"/>
             <w:tcMar>
               <w:top w:type="dxa" w:w="50"/>
               <w:left w:type="dxa" w:w="90"/>
@@ -30080,7 +30228,7 @@
         </w:tc>
         <w:tc>
           <w:tcPr>
-            <w:tcW w:type="dxa" w:w="2434"/>
+            <w:tcW w:type="dxa" w:w="2705"/>
             <w:tcMar>
               <w:top w:type="dxa" w:w="50"/>
               <w:left w:type="dxa" w:w="90"/>
@@ -30131,7 +30279,7 @@
         </w:tc>
         <w:tc>
           <w:tcPr>
-            <w:tcW w:type="dxa" w:w="3026"/>
+            <w:tcW w:type="dxa" w:w="2755"/>
             <w:tcMar>
               <w:top w:type="dxa" w:w="50"/>
               <w:left w:type="dxa" w:w="90"/>
@@ -30269,7 +30417,7 @@
         </w:tc>
         <w:tc>
           <w:tcPr>
-            <w:tcW w:type="dxa" w:w="2434"/>
+            <w:tcW w:type="dxa" w:w="2705"/>
             <w:tcMar>
               <w:top w:type="dxa" w:w="50"/>
               <w:left w:type="dxa" w:w="90"/>
@@ -30320,7 +30468,7 @@
         </w:tc>
         <w:tc>
           <w:tcPr>
-            <w:tcW w:type="dxa" w:w="3026"/>
+            <w:tcW w:type="dxa" w:w="2755"/>
             <w:tcMar>
               <w:top w:type="dxa" w:w="50"/>
               <w:left w:type="dxa" w:w="90"/>
@@ -30458,7 +30606,7 @@
         </w:tc>
         <w:tc>
           <w:tcPr>
-            <w:tcW w:type="dxa" w:w="2434"/>
+            <w:tcW w:type="dxa" w:w="2705"/>
             <w:tcMar>
               <w:top w:type="dxa" w:w="50"/>
               <w:left w:type="dxa" w:w="90"/>
@@ -30509,7 +30657,7 @@
         </w:tc>
         <w:tc>
           <w:tcPr>
-            <w:tcW w:type="dxa" w:w="3026"/>
+            <w:tcW w:type="dxa" w:w="2755"/>
             <w:tcMar>
               <w:top w:type="dxa" w:w="50"/>
               <w:left w:type="dxa" w:w="90"/>
@@ -30647,7 +30795,7 @@
         </w:tc>
         <w:tc>
           <w:tcPr>
-            <w:tcW w:type="dxa" w:w="2434"/>
+            <w:tcW w:type="dxa" w:w="2705"/>
             <w:tcMar>
               <w:top w:type="dxa" w:w="50"/>
               <w:left w:type="dxa" w:w="90"/>
@@ -30698,7 +30846,7 @@
         </w:tc>
         <w:tc>
           <w:tcPr>
-            <w:tcW w:type="dxa" w:w="3026"/>
+            <w:tcW w:type="dxa" w:w="2755"/>
             <w:tcMar>
               <w:top w:type="dxa" w:w="50"/>
               <w:left w:type="dxa" w:w="90"/>
@@ -30836,7 +30984,7 @@
         </w:tc>
         <w:tc>
           <w:tcPr>
-            <w:tcW w:type="dxa" w:w="2434"/>
+            <w:tcW w:type="dxa" w:w="2705"/>
             <w:tcMar>
               <w:top w:type="dxa" w:w="50"/>
               <w:left w:type="dxa" w:w="90"/>
@@ -30877,7 +31025,22 @@
           <w:sz w:val="20"/>
           <w:szCs w:val="20"/>
         </w:rPr>
-        <w:t xml:space="preserve"> Los estados del 5 de octubre provienen de la ejecución de la evidencia GA9-220501096-AA2-EV01, cuyos casos tienen numeración propia (se indica como "AA2, CP-0XX"). Esa ejecución se hizo sobre la API, los DAO y la base de datos en el entorno local; las ejecuciones en Docker, staging e interfaz siguen el cronograma de la Tabla 17.</w:t>
+        <w:t xml:space="preserve"> Los estados del 5 de octubre provienen de la ejecución de la evidencia GA9-220501096-AA2-EV01, cuyos casos tienen numeración propia (se indica como "AA2, CP-0XX"). Esa ejecución se hizo sobre la API, los DAO y la base de datos en el entorno local; las ejecuciones en Docker, staging e interfaz siguen el cronograma de la Tabla 17. Los estados del 15 de octubre provienen de la prueba de confirmación de NC-001 y NC-008 (</w:t>
+      </w:r>
+      <w:r>
+        <w:rPr>
+          <w:rFonts w:ascii="Consolas" w:cs="Consolas" w:eastAsia="Consolas" w:hAnsi="Consolas"/>
+          <w:sz w:val="18"/>
+          <w:szCs w:val="18"/>
+        </w:rPr>
+        <w:t xml:space="preserve">Documentacion/Evidencias-Confirmacion-NC-001-NC-008</w:t>
+      </w:r>
+      <w:r>
+        <w:rPr>
+          <w:sz w:val="20"/>
+          <w:szCs w:val="20"/>
+        </w:rPr>
+        <w:t xml:space="preserve">).</w:t>
       </w:r>
     </w:p>
     <w:p>
@@ -30937,12 +31100,12 @@
       <w:tblGrid>
         <w:gridCol w:w="913"/>
         <w:gridCol w:w="1349"/>
-        <w:gridCol w:w="2541"/>
+        <w:gridCol w:w="2217"/>
         <w:gridCol w:w="1240"/>
         <w:gridCol w:w="1240"/>
-        <w:gridCol w:w="2541"/>
+        <w:gridCol w:w="2217"/>
         <w:gridCol w:w="1568"/>
-        <w:gridCol w:w="1568"/>
+        <w:gridCol w:w="2216"/>
       </w:tblGrid>
       <w:tr>
         <w:trPr>
@@ -31013,7 +31176,7 @@
         </w:tc>
         <w:tc>
           <w:tcPr>
-            <w:tcW w:type="dxa" w:w="2541"/>
+            <w:tcW w:type="dxa" w:w="2217"/>
             <w:tcBorders>
               <w:top w:val="single" w:color="000000" w:sz="8"/>
               <w:left w:val="none" w:color="FFFFFF" w:sz="0"/>
@@ -31106,7 +31269,7 @@
         </w:tc>
         <w:tc>
           <w:tcPr>
-            <w:tcW w:type="dxa" w:w="2541"/>
+            <w:tcW w:type="dxa" w:w="2217"/>
             <w:tcBorders>
               <w:top w:val="single" w:color="000000" w:sz="8"/>
               <w:left w:val="none" w:color="FFFFFF" w:sz="0"/>
@@ -31168,7 +31331,7 @@
         </w:tc>
         <w:tc>
           <w:tcPr>
-            <w:tcW w:type="dxa" w:w="1568"/>
+            <w:tcW w:type="dxa" w:w="2216"/>
             <w:tcBorders>
               <w:top w:val="single" w:color="000000" w:sz="8"/>
               <w:left w:val="none" w:color="FFFFFF" w:sz="0"/>
@@ -31250,7 +31413,7 @@
         </w:tc>
         <w:tc>
           <w:tcPr>
-            <w:tcW w:type="dxa" w:w="2541"/>
+            <w:tcW w:type="dxa" w:w="2217"/>
             <w:tcMar>
               <w:top w:type="dxa" w:w="50"/>
               <w:left w:type="dxa" w:w="90"/>
@@ -31372,7 +31535,7 @@
         </w:tc>
         <w:tc>
           <w:tcPr>
-            <w:tcW w:type="dxa" w:w="2541"/>
+            <w:tcW w:type="dxa" w:w="2217"/>
             <w:tcMar>
               <w:top w:type="dxa" w:w="50"/>
               <w:left w:type="dxa" w:w="90"/>
@@ -31433,24 +31596,24 @@
         </w:tc>
         <w:tc>
           <w:tcPr>
-            <w:tcW w:type="dxa" w:w="1568"/>
-            <w:tcMar>
-              <w:top w:type="dxa" w:w="50"/>
-              <w:left w:type="dxa" w:w="90"/>
-              <w:bottom w:type="dxa" w:w="50"/>
-              <w:right w:type="dxa" w:w="90"/>
-            </w:tcMar>
-          </w:tcPr>
-          <w:p>
-            <w:pPr>
-              <w:spacing w:after="0" w:before="0" w:line="240"/>
-            </w:pPr>
-            <w:r>
-              <w:rPr>
-                <w:sz w:val="18"/>
-                <w:szCs w:val="18"/>
-              </w:rPr>
-              <w:t xml:space="preserve">Abierta, bloquea la liberación; confirmada el 5/10/2026 (AA2, CP-007)</w:t>
+            <w:tcW w:type="dxa" w:w="2216"/>
+            <w:tcMar>
+              <w:top w:type="dxa" w:w="50"/>
+              <w:left w:type="dxa" w:w="90"/>
+              <w:bottom w:type="dxa" w:w="50"/>
+              <w:right w:type="dxa" w:w="90"/>
+            </w:tcMar>
+          </w:tcPr>
+          <w:p>
+            <w:pPr>
+              <w:spacing w:after="0" w:before="0" w:line="240"/>
+            </w:pPr>
+            <w:r>
+              <w:rPr>
+                <w:sz w:val="18"/>
+                <w:szCs w:val="18"/>
+              </w:rPr>
+              <w:t xml:space="preserve">Cerrada el 15/10/2026: bcrypt (costo 12) en la API y la consola, migración automática de los hashes SHA-256 y longitud máxima de 64; prueba de confirmación aprobada (CONF-NC-001, CONF-NC-001-MIG y CONF-NC-001-CON)</w:t>
             </w:r>
           </w:p>
         </w:tc>
@@ -31507,7 +31670,7 @@
         </w:tc>
         <w:tc>
           <w:tcPr>
-            <w:tcW w:type="dxa" w:w="2541"/>
+            <w:tcW w:type="dxa" w:w="2217"/>
             <w:tcMar>
               <w:top w:type="dxa" w:w="50"/>
               <w:left w:type="dxa" w:w="90"/>
@@ -31591,7 +31754,7 @@
         </w:tc>
         <w:tc>
           <w:tcPr>
-            <w:tcW w:type="dxa" w:w="2541"/>
+            <w:tcW w:type="dxa" w:w="2217"/>
             <w:tcMar>
               <w:top w:type="dxa" w:w="50"/>
               <w:left w:type="dxa" w:w="90"/>
@@ -31667,7 +31830,7 @@
         </w:tc>
         <w:tc>
           <w:tcPr>
-            <w:tcW w:type="dxa" w:w="1568"/>
+            <w:tcW w:type="dxa" w:w="2216"/>
             <w:tcMar>
               <w:top w:type="dxa" w:w="50"/>
               <w:left w:type="dxa" w:w="90"/>
@@ -31741,7 +31904,7 @@
         </w:tc>
         <w:tc>
           <w:tcPr>
-            <w:tcW w:type="dxa" w:w="2541"/>
+            <w:tcW w:type="dxa" w:w="2217"/>
             <w:tcMar>
               <w:top w:type="dxa" w:w="50"/>
               <w:left w:type="dxa" w:w="90"/>
@@ -31825,7 +31988,7 @@
         </w:tc>
         <w:tc>
           <w:tcPr>
-            <w:tcW w:type="dxa" w:w="2541"/>
+            <w:tcW w:type="dxa" w:w="2217"/>
             <w:tcMar>
               <w:top w:type="dxa" w:w="50"/>
               <w:left w:type="dxa" w:w="90"/>
@@ -31901,7 +32064,7 @@
         </w:tc>
         <w:tc>
           <w:tcPr>
-            <w:tcW w:type="dxa" w:w="1568"/>
+            <w:tcW w:type="dxa" w:w="2216"/>
             <w:tcMar>
               <w:top w:type="dxa" w:w="50"/>
               <w:left w:type="dxa" w:w="90"/>
@@ -31975,7 +32138,7 @@
         </w:tc>
         <w:tc>
           <w:tcPr>
-            <w:tcW w:type="dxa" w:w="2541"/>
+            <w:tcW w:type="dxa" w:w="2217"/>
             <w:tcMar>
               <w:top w:type="dxa" w:w="50"/>
               <w:left w:type="dxa" w:w="90"/>
@@ -32074,7 +32237,7 @@
         </w:tc>
         <w:tc>
           <w:tcPr>
-            <w:tcW w:type="dxa" w:w="2541"/>
+            <w:tcW w:type="dxa" w:w="2217"/>
             <w:tcMar>
               <w:top w:type="dxa" w:w="50"/>
               <w:left w:type="dxa" w:w="90"/>
@@ -32120,7 +32283,7 @@
         </w:tc>
         <w:tc>
           <w:tcPr>
-            <w:tcW w:type="dxa" w:w="1568"/>
+            <w:tcW w:type="dxa" w:w="2216"/>
             <w:tcMar>
               <w:top w:type="dxa" w:w="50"/>
               <w:left w:type="dxa" w:w="90"/>
@@ -32194,7 +32357,7 @@
         </w:tc>
         <w:tc>
           <w:tcPr>
-            <w:tcW w:type="dxa" w:w="2541"/>
+            <w:tcW w:type="dxa" w:w="2217"/>
             <w:tcMar>
               <w:top w:type="dxa" w:w="50"/>
               <w:left w:type="dxa" w:w="90"/>
@@ -32293,7 +32456,7 @@
         </w:tc>
         <w:tc>
           <w:tcPr>
-            <w:tcW w:type="dxa" w:w="2541"/>
+            <w:tcW w:type="dxa" w:w="2217"/>
             <w:tcMar>
               <w:top w:type="dxa" w:w="50"/>
               <w:left w:type="dxa" w:w="90"/>
@@ -32339,7 +32502,7 @@
         </w:tc>
         <w:tc>
           <w:tcPr>
-            <w:tcW w:type="dxa" w:w="1568"/>
+            <w:tcW w:type="dxa" w:w="2216"/>
             <w:tcMar>
               <w:top w:type="dxa" w:w="50"/>
               <w:left w:type="dxa" w:w="90"/>
@@ -32413,7 +32576,7 @@
         </w:tc>
         <w:tc>
           <w:tcPr>
-            <w:tcW w:type="dxa" w:w="2541"/>
+            <w:tcW w:type="dxa" w:w="2217"/>
             <w:tcMar>
               <w:top w:type="dxa" w:w="50"/>
               <w:left w:type="dxa" w:w="90"/>
@@ -32520,7 +32683,7 @@
         </w:tc>
         <w:tc>
           <w:tcPr>
-            <w:tcW w:type="dxa" w:w="2541"/>
+            <w:tcW w:type="dxa" w:w="2217"/>
             <w:tcMar>
               <w:top w:type="dxa" w:w="50"/>
               <w:left w:type="dxa" w:w="90"/>
@@ -32566,7 +32729,7 @@
         </w:tc>
         <w:tc>
           <w:tcPr>
-            <w:tcW w:type="dxa" w:w="1568"/>
+            <w:tcW w:type="dxa" w:w="2216"/>
             <w:tcMar>
               <w:top w:type="dxa" w:w="50"/>
               <w:left w:type="dxa" w:w="90"/>
@@ -32640,7 +32803,7 @@
         </w:tc>
         <w:tc>
           <w:tcPr>
-            <w:tcW w:type="dxa" w:w="2541"/>
+            <w:tcW w:type="dxa" w:w="2217"/>
             <w:tcMar>
               <w:top w:type="dxa" w:w="50"/>
               <w:left w:type="dxa" w:w="90"/>
@@ -32784,7 +32947,7 @@
         </w:tc>
         <w:tc>
           <w:tcPr>
-            <w:tcW w:type="dxa" w:w="2541"/>
+            <w:tcW w:type="dxa" w:w="2217"/>
             <w:tcMar>
               <w:top w:type="dxa" w:w="50"/>
               <w:left w:type="dxa" w:w="90"/>
@@ -32860,7 +33023,7 @@
         </w:tc>
         <w:tc>
           <w:tcPr>
-            <w:tcW w:type="dxa" w:w="1568"/>
+            <w:tcW w:type="dxa" w:w="2216"/>
             <w:tcMar>
               <w:top w:type="dxa" w:w="50"/>
               <w:left w:type="dxa" w:w="90"/>
@@ -32934,7 +33097,7 @@
         </w:tc>
         <w:tc>
           <w:tcPr>
-            <w:tcW w:type="dxa" w:w="2541"/>
+            <w:tcW w:type="dxa" w:w="2217"/>
             <w:tcMar>
               <w:top w:type="dxa" w:w="50"/>
               <w:left w:type="dxa" w:w="90"/>
@@ -33131,7 +33294,7 @@
         </w:tc>
         <w:tc>
           <w:tcPr>
-            <w:tcW w:type="dxa" w:w="2541"/>
+            <w:tcW w:type="dxa" w:w="2217"/>
             <w:tcMar>
               <w:top w:type="dxa" w:w="50"/>
               <w:left w:type="dxa" w:w="90"/>
@@ -33222,24 +33385,54 @@
         </w:tc>
         <w:tc>
           <w:tcPr>
-            <w:tcW w:type="dxa" w:w="1568"/>
-            <w:tcMar>
-              <w:top w:type="dxa" w:w="50"/>
-              <w:left w:type="dxa" w:w="90"/>
-              <w:bottom w:type="dxa" w:w="50"/>
-              <w:right w:type="dxa" w:w="90"/>
-            </w:tcMar>
-          </w:tcPr>
-          <w:p>
-            <w:pPr>
-              <w:spacing w:after="0" w:before="0" w:line="240"/>
-            </w:pPr>
-            <w:r>
-              <w:rPr>
-                <w:sz w:val="18"/>
-                <w:szCs w:val="18"/>
-              </w:rPr>
-              <w:t xml:space="preserve">Abierta, bloquea las funcionalidades que requieren autenticación (RS01)</w:t>
+            <w:tcW w:type="dxa" w:w="2216"/>
+            <w:tcMar>
+              <w:top w:type="dxa" w:w="50"/>
+              <w:left w:type="dxa" w:w="90"/>
+              <w:bottom w:type="dxa" w:w="50"/>
+              <w:right w:type="dxa" w:w="90"/>
+            </w:tcMar>
+          </w:tcPr>
+          <w:p>
+            <w:pPr>
+              <w:spacing w:after="0" w:before="0" w:line="240"/>
+            </w:pPr>
+            <w:r>
+              <w:rPr>
+                <w:sz w:val="18"/>
+                <w:szCs w:val="18"/>
+              </w:rPr>
+              <w:t xml:space="preserve">Cerrada el 15/10/2026: </w:t>
+            </w:r>
+            <w:r>
+              <w:rPr>
+                <w:rFonts w:ascii="Consolas" w:cs="Consolas" w:eastAsia="Consolas" w:hAnsi="Consolas"/>
+                <w:sz w:val="16"/>
+                <w:szCs w:val="16"/>
+              </w:rPr>
+              <w:t xml:space="preserve">sub</w:t>
+            </w:r>
+            <w:r>
+              <w:rPr>
+                <w:sz w:val="18"/>
+                <w:szCs w:val="18"/>
+              </w:rPr>
+              <w:t xml:space="preserve"> emitido como texto, conversión a entero en </w:t>
+            </w:r>
+            <w:r>
+              <w:rPr>
+                <w:rFonts w:ascii="Consolas" w:cs="Consolas" w:eastAsia="Consolas" w:hAnsi="Consolas"/>
+                <w:sz w:val="16"/>
+                <w:szCs w:val="16"/>
+              </w:rPr>
+              <w:t xml:space="preserve">require_auth</w:t>
+            </w:r>
+            <w:r>
+              <w:rPr>
+                <w:sz w:val="18"/>
+                <w:szCs w:val="18"/>
+              </w:rPr>
+              <w:t xml:space="preserve"> y versiones fijadas; prueba de confirmación aprobada (CONF-NC-008)</w:t>
             </w:r>
           </w:p>
         </w:tc>
@@ -33296,7 +33489,7 @@
         </w:tc>
         <w:tc>
           <w:tcPr>
-            <w:tcW w:type="dxa" w:w="2541"/>
+            <w:tcW w:type="dxa" w:w="2217"/>
             <w:tcMar>
               <w:top w:type="dxa" w:w="50"/>
               <w:left w:type="dxa" w:w="90"/>
@@ -33418,7 +33611,7 @@
         </w:tc>
         <w:tc>
           <w:tcPr>
-            <w:tcW w:type="dxa" w:w="2541"/>
+            <w:tcW w:type="dxa" w:w="2217"/>
             <w:tcMar>
               <w:top w:type="dxa" w:w="50"/>
               <w:left w:type="dxa" w:w="90"/>
@@ -33479,7 +33672,7 @@
         </w:tc>
         <w:tc>
           <w:tcPr>
-            <w:tcW w:type="dxa" w:w="1568"/>
+            <w:tcW w:type="dxa" w:w="2216"/>
             <w:tcMar>
               <w:top w:type="dxa" w:w="50"/>
               <w:left w:type="dxa" w:w="90"/>
@@ -33553,7 +33746,7 @@
         </w:tc>
         <w:tc>
           <w:tcPr>
-            <w:tcW w:type="dxa" w:w="2541"/>
+            <w:tcW w:type="dxa" w:w="2217"/>
             <w:tcMar>
               <w:top w:type="dxa" w:w="50"/>
               <w:left w:type="dxa" w:w="90"/>
@@ -33637,7 +33830,7 @@
         </w:tc>
         <w:tc>
           <w:tcPr>
-            <w:tcW w:type="dxa" w:w="2541"/>
+            <w:tcW w:type="dxa" w:w="2217"/>
             <w:tcMar>
               <w:top w:type="dxa" w:w="50"/>
               <w:left w:type="dxa" w:w="90"/>
@@ -33683,7 +33876,7 @@
         </w:tc>
         <w:tc>
           <w:tcPr>
-            <w:tcW w:type="dxa" w:w="1568"/>
+            <w:tcW w:type="dxa" w:w="2216"/>
             <w:tcMar>
               <w:top w:type="dxa" w:w="50"/>
               <w:left w:type="dxa" w:w="90"/>
@@ -33757,7 +33950,7 @@
         </w:tc>
         <w:tc>
           <w:tcPr>
-            <w:tcW w:type="dxa" w:w="2541"/>
+            <w:tcW w:type="dxa" w:w="2217"/>
             <w:tcMar>
               <w:top w:type="dxa" w:w="50"/>
               <w:left w:type="dxa" w:w="90"/>
@@ -33842,7 +34035,7 @@
         </w:tc>
         <w:tc>
           <w:tcPr>
-            <w:tcW w:type="dxa" w:w="2541"/>
+            <w:tcW w:type="dxa" w:w="2217"/>
             <w:tcMar>
               <w:top w:type="dxa" w:w="50"/>
               <w:left w:type="dxa" w:w="90"/>
@@ -33903,7 +34096,7 @@
         </w:tc>
         <w:tc>
           <w:tcPr>
-            <w:tcW w:type="dxa" w:w="1568"/>
+            <w:tcW w:type="dxa" w:w="2216"/>
             <w:tcMar>
               <w:top w:type="dxa" w:w="50"/>
               <w:left w:type="dxa" w:w="90"/>
@@ -33944,7 +34137,22 @@
           <w:sz w:val="20"/>
           <w:szCs w:val="20"/>
         </w:rPr>
-        <w:t xml:space="preserve"> NC-001 a NC-003 corresponden a los hallazgos previos del equipo, confirmados contra el código. NC-004 a NC-008 son hallazgos nuevos de la revisión técnica. NC-009 a NC-011 surgieron de la primera ejecución de casos, el 5 de octubre de 2026 (evidencia GA9-220501096-AA2-EV01). Todas tienen un caso de regresión asociado para evitar su reaparición.</w:t>
+        <w:t xml:space="preserve"> NC-001 a NC-003 corresponden a los hallazgos previos del equipo, confirmados contra el código. NC-004 a NC-008 son hallazgos nuevos de la revisión técnica. NC-009 a NC-011 surgieron de la primera ejecución de casos, el 5 de octubre de 2026 (evidencia GA9-220501096-AA2-EV01). NC-001 y NC-008 se cerraron el 15 de octubre de 2026, después de aprobar su prueba de confirmación; su prueba de regresión está en </w:t>
+      </w:r>
+      <w:r>
+        <w:rPr>
+          <w:rFonts w:ascii="Consolas" w:cs="Consolas" w:eastAsia="Consolas" w:hAnsi="Consolas"/>
+          <w:sz w:val="18"/>
+          <w:szCs w:val="18"/>
+        </w:rPr>
+        <w:t xml:space="preserve">petconnect.Backend/tests/test_seguridad.py</w:t>
+      </w:r>
+      <w:r>
+        <w:rPr>
+          <w:sz w:val="20"/>
+          <w:szCs w:val="20"/>
+        </w:rPr>
+        <w:t xml:space="preserve">. Todas tienen un caso de regresión asociado para evitar su reaparición.</w:t>
       </w:r>
     </w:p>
     <w:p>
@@ -34901,12 +35109,12 @@
       <w:tblGrid>
         <w:gridCol w:w="590"/>
         <w:gridCol w:w="1580"/>
-        <w:gridCol w:w="2782"/>
+        <w:gridCol w:w="2708"/>
         <w:gridCol w:w="370"/>
         <w:gridCol w:w="370"/>
         <w:gridCol w:w="1030"/>
-        <w:gridCol w:w="2363"/>
-        <w:gridCol w:w="2625"/>
+        <w:gridCol w:w="2514"/>
+        <w:gridCol w:w="2548"/>
         <w:gridCol w:w="1250"/>
       </w:tblGrid>
       <w:tr>
@@ -34978,7 +35186,7 @@
         </w:tc>
         <w:tc>
           <w:tcPr>
-            <w:tcW w:type="dxa" w:w="2782"/>
+            <w:tcW w:type="dxa" w:w="2708"/>
             <w:tcBorders>
               <w:top w:val="single" w:color="000000" w:sz="8"/>
               <w:left w:val="none" w:color="FFFFFF" w:sz="0"/>
@@ -35102,7 +35310,7 @@
         </w:tc>
         <w:tc>
           <w:tcPr>
-            <w:tcW w:type="dxa" w:w="2363"/>
+            <w:tcW w:type="dxa" w:w="2514"/>
             <w:tcBorders>
               <w:top w:val="single" w:color="000000" w:sz="8"/>
               <w:left w:val="none" w:color="FFFFFF" w:sz="0"/>
@@ -35133,7 +35341,7 @@
         </w:tc>
         <w:tc>
           <w:tcPr>
-            <w:tcW w:type="dxa" w:w="2625"/>
+            <w:tcW w:type="dxa" w:w="2548"/>
             <w:tcBorders>
               <w:top w:val="single" w:color="000000" w:sz="8"/>
               <w:left w:val="none" w:color="FFFFFF" w:sz="0"/>
@@ -35246,24 +35454,24 @@
         </w:tc>
         <w:tc>
           <w:tcPr>
-            <w:tcW w:type="dxa" w:w="2782"/>
-            <w:tcMar>
-              <w:top w:type="dxa" w:w="50"/>
-              <w:left w:type="dxa" w:w="90"/>
-              <w:bottom w:type="dxa" w:w="50"/>
-              <w:right w:type="dxa" w:w="90"/>
-            </w:tcMar>
-          </w:tcPr>
-          <w:p>
-            <w:pPr>
-              <w:spacing w:after="0" w:before="0" w:line="240"/>
-            </w:pPr>
-            <w:r>
-              <w:rPr>
-                <w:sz w:val="18"/>
-                <w:szCs w:val="18"/>
-              </w:rPr>
-              <w:t xml:space="preserve">SHA-256 sin sal, tal como indica RS03 (NC-001)</w:t>
+            <w:tcW w:type="dxa" w:w="2708"/>
+            <w:tcMar>
+              <w:top w:type="dxa" w:w="50"/>
+              <w:left w:type="dxa" w:w="90"/>
+              <w:bottom w:type="dxa" w:w="50"/>
+              <w:right w:type="dxa" w:w="90"/>
+            </w:tcMar>
+          </w:tcPr>
+          <w:p>
+            <w:pPr>
+              <w:spacing w:after="0" w:before="0" w:line="240"/>
+            </w:pPr>
+            <w:r>
+              <w:rPr>
+                <w:sz w:val="18"/>
+                <w:szCs w:val="18"/>
+              </w:rPr>
+              <w:t xml:space="preserve">SHA-256 sin sal, tal como indicaba RS03 (NC-001); corregido el 15/10 con bcrypt. Riesgo residual: cuentas antiguas que aún no inician sesión</w:t>
             </w:r>
           </w:p>
         </w:tc>
@@ -35286,7 +35494,7 @@
                 <w:sz w:val="18"/>
                 <w:szCs w:val="18"/>
               </w:rPr>
-              <w:t xml:space="preserve">4</w:t>
+              <w:t xml:space="preserve">2</w:t>
             </w:r>
           </w:p>
         </w:tc>
@@ -35332,53 +35540,68 @@
                 <w:sz w:val="18"/>
                 <w:szCs w:val="18"/>
               </w:rPr>
-              <w:t xml:space="preserve">20 – Crítico</w:t>
-            </w:r>
-          </w:p>
-        </w:tc>
-        <w:tc>
-          <w:tcPr>
-            <w:tcW w:type="dxa" w:w="2363"/>
-            <w:tcMar>
-              <w:top w:type="dxa" w:w="50"/>
-              <w:left w:type="dxa" w:w="90"/>
-              <w:bottom w:type="dxa" w:w="50"/>
-              <w:right w:type="dxa" w:w="90"/>
-            </w:tcMar>
-          </w:tcPr>
-          <w:p>
-            <w:pPr>
-              <w:spacing w:after="0" w:before="0" w:line="240"/>
-            </w:pPr>
-            <w:r>
-              <w:rPr>
-                <w:sz w:val="18"/>
-                <w:szCs w:val="18"/>
-              </w:rPr>
-              <w:t xml:space="preserve">bcrypt costo 12 en el Sprint 1; CP-004 en la regresión</w:t>
-            </w:r>
-          </w:p>
-        </w:tc>
-        <w:tc>
-          <w:tcPr>
-            <w:tcW w:type="dxa" w:w="2625"/>
-            <w:tcMar>
-              <w:top w:type="dxa" w:w="50"/>
-              <w:left w:type="dxa" w:w="90"/>
-              <w:bottom w:type="dxa" w:w="50"/>
-              <w:right w:type="dxa" w:w="90"/>
-            </w:tcMar>
-          </w:tcPr>
-          <w:p>
-            <w:pPr>
-              <w:spacing w:after="0" w:before="0" w:line="240"/>
-            </w:pPr>
-            <w:r>
-              <w:rPr>
-                <w:sz w:val="18"/>
-                <w:szCs w:val="18"/>
-              </w:rPr>
-              <w:t xml:space="preserve">Restablecimiento forzado de contraseñas; aviso a los titulares y a la autoridad de protección de datos</w:t>
+              <w:t xml:space="preserve">10 – Medio</w:t>
+            </w:r>
+          </w:p>
+        </w:tc>
+        <w:tc>
+          <w:tcPr>
+            <w:tcW w:type="dxa" w:w="2514"/>
+            <w:tcMar>
+              <w:top w:type="dxa" w:w="50"/>
+              <w:left w:type="dxa" w:w="90"/>
+              <w:bottom w:type="dxa" w:w="50"/>
+              <w:right w:type="dxa" w:w="90"/>
+            </w:tcMar>
+          </w:tcPr>
+          <w:p>
+            <w:pPr>
+              <w:spacing w:after="0" w:before="0" w:line="240"/>
+            </w:pPr>
+            <w:r>
+              <w:rPr>
+                <w:sz w:val="18"/>
+                <w:szCs w:val="18"/>
+              </w:rPr>
+              <w:t xml:space="preserve">bcrypt costo 12 y migración automática al iniciar sesión; CP-004 y </w:t>
+            </w:r>
+            <w:r>
+              <w:rPr>
+                <w:rFonts w:ascii="Consolas" w:cs="Consolas" w:eastAsia="Consolas" w:hAnsi="Consolas"/>
+                <w:sz w:val="16"/>
+                <w:szCs w:val="16"/>
+              </w:rPr>
+              <w:t xml:space="preserve">tests/test_seguridad.py</w:t>
+            </w:r>
+            <w:r>
+              <w:rPr>
+                <w:sz w:val="18"/>
+                <w:szCs w:val="18"/>
+              </w:rPr>
+              <w:t xml:space="preserve"> en la regresión</w:t>
+            </w:r>
+          </w:p>
+        </w:tc>
+        <w:tc>
+          <w:tcPr>
+            <w:tcW w:type="dxa" w:w="2548"/>
+            <w:tcMar>
+              <w:top w:type="dxa" w:w="50"/>
+              <w:left w:type="dxa" w:w="90"/>
+              <w:bottom w:type="dxa" w:w="50"/>
+              <w:right w:type="dxa" w:w="90"/>
+            </w:tcMar>
+          </w:tcPr>
+          <w:p>
+            <w:pPr>
+              <w:spacing w:after="0" w:before="0" w:line="240"/>
+            </w:pPr>
+            <w:r>
+              <w:rPr>
+                <w:sz w:val="18"/>
+                <w:szCs w:val="18"/>
+              </w:rPr>
+              <w:t xml:space="preserve">Restablecimiento forzado de las contraseñas sin migrar; aviso a los titulares y a la autoridad de protección de datos</w:t>
             </w:r>
           </w:p>
         </w:tc>
@@ -35458,7 +35681,7 @@
         </w:tc>
         <w:tc>
           <w:tcPr>
-            <w:tcW w:type="dxa" w:w="2782"/>
+            <w:tcW w:type="dxa" w:w="2708"/>
             <w:tcMar>
               <w:top w:type="dxa" w:w="50"/>
               <w:left w:type="dxa" w:w="90"/>
@@ -35550,7 +35773,7 @@
         </w:tc>
         <w:tc>
           <w:tcPr>
-            <w:tcW w:type="dxa" w:w="2363"/>
+            <w:tcW w:type="dxa" w:w="2514"/>
             <w:tcMar>
               <w:top w:type="dxa" w:w="50"/>
               <w:left w:type="dxa" w:w="90"/>
@@ -35573,7 +35796,7 @@
         </w:tc>
         <w:tc>
           <w:tcPr>
-            <w:tcW w:type="dxa" w:w="2625"/>
+            <w:tcW w:type="dxa" w:w="2548"/>
             <w:tcMar>
               <w:top w:type="dxa" w:w="50"/>
               <w:left w:type="dxa" w:w="90"/>
@@ -35670,7 +35893,7 @@
         </w:tc>
         <w:tc>
           <w:tcPr>
-            <w:tcW w:type="dxa" w:w="2782"/>
+            <w:tcW w:type="dxa" w:w="2708"/>
             <w:tcMar>
               <w:top w:type="dxa" w:w="50"/>
               <w:left w:type="dxa" w:w="90"/>
@@ -35762,7 +35985,7 @@
         </w:tc>
         <w:tc>
           <w:tcPr>
-            <w:tcW w:type="dxa" w:w="2363"/>
+            <w:tcW w:type="dxa" w:w="2514"/>
             <w:tcMar>
               <w:top w:type="dxa" w:w="50"/>
               <w:left w:type="dxa" w:w="90"/>
@@ -35785,7 +36008,7 @@
         </w:tc>
         <w:tc>
           <w:tcPr>
-            <w:tcW w:type="dxa" w:w="2625"/>
+            <w:tcW w:type="dxa" w:w="2548"/>
             <w:tcMar>
               <w:top w:type="dxa" w:w="50"/>
               <w:left w:type="dxa" w:w="90"/>
@@ -35882,24 +36105,24 @@
         </w:tc>
         <w:tc>
           <w:tcPr>
-            <w:tcW w:type="dxa" w:w="2782"/>
-            <w:tcMar>
-              <w:top w:type="dxa" w:w="50"/>
-              <w:left w:type="dxa" w:w="90"/>
-              <w:bottom w:type="dxa" w:w="50"/>
-              <w:right w:type="dxa" w:w="90"/>
-            </w:tcMar>
-          </w:tcPr>
-          <w:p>
-            <w:pPr>
-              <w:spacing w:after="0" w:before="0" w:line="240"/>
-            </w:pPr>
-            <w:r>
-              <w:rPr>
-                <w:sz w:val="18"/>
-                <w:szCs w:val="18"/>
-              </w:rPr>
-              <w:t xml:space="preserve">OTP sin límite de intentos, secreto JWT por defecto y token rechazado (NC-006, NC-007, NC-008)</w:t>
+            <w:tcW w:type="dxa" w:w="2708"/>
+            <w:tcMar>
+              <w:top w:type="dxa" w:w="50"/>
+              <w:left w:type="dxa" w:w="90"/>
+              <w:bottom w:type="dxa" w:w="50"/>
+              <w:right w:type="dxa" w:w="90"/>
+            </w:tcMar>
+          </w:tcPr>
+          <w:p>
+            <w:pPr>
+              <w:spacing w:after="0" w:before="0" w:line="240"/>
+            </w:pPr>
+            <w:r>
+              <w:rPr>
+                <w:sz w:val="18"/>
+                <w:szCs w:val="18"/>
+              </w:rPr>
+              <w:t xml:space="preserve">OTP sin límite de intentos y secreto JWT por defecto (NC-006, NC-007); el token rechazado (NC-008) se corrigió el 15/10</w:t>
             </w:r>
           </w:p>
         </w:tc>
@@ -35974,30 +36197,30 @@
         </w:tc>
         <w:tc>
           <w:tcPr>
-            <w:tcW w:type="dxa" w:w="2363"/>
-            <w:tcMar>
-              <w:top w:type="dxa" w:w="50"/>
-              <w:left w:type="dxa" w:w="90"/>
-              <w:bottom w:type="dxa" w:w="50"/>
-              <w:right w:type="dxa" w:w="90"/>
-            </w:tcMar>
-          </w:tcPr>
-          <w:p>
-            <w:pPr>
-              <w:spacing w:after="0" w:before="0" w:line="240"/>
-            </w:pPr>
-            <w:r>
-              <w:rPr>
-                <w:sz w:val="18"/>
-                <w:szCs w:val="18"/>
-              </w:rPr>
-              <w:t xml:space="preserve">Límite de intentos y de tasa; secreto obligatorio; prueba de ida y vuelta del token</w:t>
-            </w:r>
-          </w:p>
-        </w:tc>
-        <w:tc>
-          <w:tcPr>
-            <w:tcW w:type="dxa" w:w="2625"/>
+            <w:tcW w:type="dxa" w:w="2514"/>
+            <w:tcMar>
+              <w:top w:type="dxa" w:w="50"/>
+              <w:left w:type="dxa" w:w="90"/>
+              <w:bottom w:type="dxa" w:w="50"/>
+              <w:right w:type="dxa" w:w="90"/>
+            </w:tcMar>
+          </w:tcPr>
+          <w:p>
+            <w:pPr>
+              <w:spacing w:after="0" w:before="0" w:line="240"/>
+            </w:pPr>
+            <w:r>
+              <w:rPr>
+                <w:sz w:val="18"/>
+                <w:szCs w:val="18"/>
+              </w:rPr>
+              <w:t xml:space="preserve">Límite de intentos y de tasa; secreto obligatorio; la prueba de ida y vuelta del token ya está en la regresión</w:t>
+            </w:r>
+          </w:p>
+        </w:tc>
+        <w:tc>
+          <w:tcPr>
+            <w:tcW w:type="dxa" w:w="2548"/>
             <w:tcMar>
               <w:top w:type="dxa" w:w="50"/>
               <w:left w:type="dxa" w:w="90"/>
@@ -36094,7 +36317,7 @@
         </w:tc>
         <w:tc>
           <w:tcPr>
-            <w:tcW w:type="dxa" w:w="2782"/>
+            <w:tcW w:type="dxa" w:w="2708"/>
             <w:tcMar>
               <w:top w:type="dxa" w:w="50"/>
               <w:left w:type="dxa" w:w="90"/>
@@ -36186,7 +36409,7 @@
         </w:tc>
         <w:tc>
           <w:tcPr>
-            <w:tcW w:type="dxa" w:w="2363"/>
+            <w:tcW w:type="dxa" w:w="2514"/>
             <w:tcMar>
               <w:top w:type="dxa" w:w="50"/>
               <w:left w:type="dxa" w:w="90"/>
@@ -36209,7 +36432,7 @@
         </w:tc>
         <w:tc>
           <w:tcPr>
-            <w:tcW w:type="dxa" w:w="2625"/>
+            <w:tcW w:type="dxa" w:w="2548"/>
             <w:tcMar>
               <w:top w:type="dxa" w:w="50"/>
               <w:left w:type="dxa" w:w="90"/>
@@ -36306,7 +36529,7 @@
         </w:tc>
         <w:tc>
           <w:tcPr>
-            <w:tcW w:type="dxa" w:w="2782"/>
+            <w:tcW w:type="dxa" w:w="2708"/>
             <w:tcMar>
               <w:top w:type="dxa" w:w="50"/>
               <w:left w:type="dxa" w:w="90"/>
@@ -36398,7 +36621,7 @@
         </w:tc>
         <w:tc>
           <w:tcPr>
-            <w:tcW w:type="dxa" w:w="2363"/>
+            <w:tcW w:type="dxa" w:w="2514"/>
             <w:tcMar>
               <w:top w:type="dxa" w:w="50"/>
               <w:left w:type="dxa" w:w="90"/>
@@ -36429,7 +36652,7 @@
         </w:tc>
         <w:tc>
           <w:tcPr>
-            <w:tcW w:type="dxa" w:w="2625"/>
+            <w:tcW w:type="dxa" w:w="2548"/>
             <w:tcMar>
               <w:top w:type="dxa" w:w="50"/>
               <w:left w:type="dxa" w:w="90"/>
@@ -36526,7 +36749,7 @@
         </w:tc>
         <w:tc>
           <w:tcPr>
-            <w:tcW w:type="dxa" w:w="2782"/>
+            <w:tcW w:type="dxa" w:w="2708"/>
             <w:tcMar>
               <w:top w:type="dxa" w:w="50"/>
               <w:left w:type="dxa" w:w="90"/>
@@ -36618,7 +36841,7 @@
         </w:tc>
         <w:tc>
           <w:tcPr>
-            <w:tcW w:type="dxa" w:w="2363"/>
+            <w:tcW w:type="dxa" w:w="2514"/>
             <w:tcMar>
               <w:top w:type="dxa" w:w="50"/>
               <w:left w:type="dxa" w:w="90"/>
@@ -36656,7 +36879,7 @@
         </w:tc>
         <w:tc>
           <w:tcPr>
-            <w:tcW w:type="dxa" w:w="2625"/>
+            <w:tcW w:type="dxa" w:w="2548"/>
             <w:tcMar>
               <w:top w:type="dxa" w:w="50"/>
               <w:left w:type="dxa" w:w="90"/>
@@ -36753,7 +36976,7 @@
         </w:tc>
         <w:tc>
           <w:tcPr>
-            <w:tcW w:type="dxa" w:w="2782"/>
+            <w:tcW w:type="dxa" w:w="2708"/>
             <w:tcMar>
               <w:top w:type="dxa" w:w="50"/>
               <w:left w:type="dxa" w:w="90"/>
@@ -36845,7 +37068,7 @@
         </w:tc>
         <w:tc>
           <w:tcPr>
-            <w:tcW w:type="dxa" w:w="2363"/>
+            <w:tcW w:type="dxa" w:w="2514"/>
             <w:tcMar>
               <w:top w:type="dxa" w:w="50"/>
               <w:left w:type="dxa" w:w="90"/>
@@ -36868,7 +37091,7 @@
         </w:tc>
         <w:tc>
           <w:tcPr>
-            <w:tcW w:type="dxa" w:w="2625"/>
+            <w:tcW w:type="dxa" w:w="2548"/>
             <w:tcMar>
               <w:top w:type="dxa" w:w="50"/>
               <w:left w:type="dxa" w:w="90"/>
@@ -36965,7 +37188,7 @@
         </w:tc>
         <w:tc>
           <w:tcPr>
-            <w:tcW w:type="dxa" w:w="2782"/>
+            <w:tcW w:type="dxa" w:w="2708"/>
             <w:tcMar>
               <w:top w:type="dxa" w:w="50"/>
               <w:left w:type="dxa" w:w="90"/>
@@ -37057,7 +37280,7 @@
         </w:tc>
         <w:tc>
           <w:tcPr>
-            <w:tcW w:type="dxa" w:w="2363"/>
+            <w:tcW w:type="dxa" w:w="2514"/>
             <w:tcMar>
               <w:top w:type="dxa" w:w="50"/>
               <w:left w:type="dxa" w:w="90"/>
@@ -37080,7 +37303,7 @@
         </w:tc>
         <w:tc>
           <w:tcPr>
-            <w:tcW w:type="dxa" w:w="2625"/>
+            <w:tcW w:type="dxa" w:w="2548"/>
             <w:tcMar>
               <w:top w:type="dxa" w:w="50"/>
               <w:left w:type="dxa" w:w="90"/>
@@ -37177,7 +37400,7 @@
         </w:tc>
         <w:tc>
           <w:tcPr>
-            <w:tcW w:type="dxa" w:w="2782"/>
+            <w:tcW w:type="dxa" w:w="2708"/>
             <w:tcMar>
               <w:top w:type="dxa" w:w="50"/>
               <w:left w:type="dxa" w:w="90"/>
@@ -37269,7 +37492,7 @@
         </w:tc>
         <w:tc>
           <w:tcPr>
-            <w:tcW w:type="dxa" w:w="2363"/>
+            <w:tcW w:type="dxa" w:w="2514"/>
             <w:tcMar>
               <w:top w:type="dxa" w:w="50"/>
               <w:left w:type="dxa" w:w="90"/>
@@ -37292,7 +37515,7 @@
         </w:tc>
         <w:tc>
           <w:tcPr>
-            <w:tcW w:type="dxa" w:w="2625"/>
+            <w:tcW w:type="dxa" w:w="2548"/>
             <w:tcMar>
               <w:top w:type="dxa" w:w="50"/>
               <w:left w:type="dxa" w:w="90"/>
@@ -37359,7 +37582,7 @@
         <w:ind w:firstLine="720"/>
       </w:pPr>
       <w:r>
-        <w:t xml:space="preserve">Los riesgos R01 y R02 son críticos porque combinan una vulnerabilidad ya confirmada en el código con un impacto máximo sobre la confidencialidad. Si se filtrara la base de datos, R01 permitiría recuperar por fuerza bruta la mayoría de las contraseñas, que los usuarios suelen reutilizar en otros servicios; el daño excedería a PetConnect. R02 expondría información de las mascotas vinculada a su dueño con solo cambiar un número en la URL, un ataque que no requiere conocimientos técnicos y que viola directamente RS02. En ambos casos, la Ley 1581 obliga al responsable del tratamiento a garantizar la seguridad de la información y a informar a la autoridad de protección de datos cuando se presenten violaciones a los códigos de seguridad (Congreso de la República de Colombia, 2012, art. 17). Por esa razón, NC-001 y NC-002 son criterios de salida bloqueantes: sin su corrección y su prueba de confirmación aprobada no hay liberación, cualquiera sea el resultado del resto de la suite. R03 pasó de alto a crítico después de la ejecución del 5 de octubre, porque el riesgo dejó de ser una hipótesis: con 500 usuarios falló más de la mitad de las solicitudes. Su corrección (pool de conexiones y Gunicorn) es requisito para la prueba de carga del Sprint 3.</w:t>
+        <w:t xml:space="preserve">Los riesgos R01 y R02 nacieron críticos porque combinaban una vulnerabilidad confirmada en el código con un impacto máximo sobre la confidencialidad. Si se filtrara la base de datos, R01 permitiría recuperar por fuerza bruta la mayoría de las contraseñas, que los usuarios suelen reutilizar en otros servicios; el daño excedería a PetConnect. R02 expone información de las mascotas vinculada a su dueño con solo cambiar un número en la URL, un ataque que no requiere conocimientos técnicos y que viola directamente RS02. En ambos casos, la Ley 1581 obliga al responsable del tratamiento a garantizar la seguridad de la información y a informar a la autoridad de protección de datos cuando se presenten violaciones a los códigos de seguridad (Congreso de la República de Colombia, 2012, art. 17). Por esa razón, NC-001 y NC-002 se definieron como criterios de salida bloqueantes: sin su corrección y su prueba de confirmación aprobada no hay liberación, cualquiera sea el resultado del resto de la suite. El 15 de octubre de 2026 se corrigió NC-001 y su prueba de confirmación fue aprobada, por lo que R01 bajó a nivel medio: el riesgo residual son las cuentas antiguas que todavía no han iniciado sesión y conservan el hash SHA-256. NC-002 sigue abierta y continúa bloqueando la liberación. R03 pasó de alto a crítico después de la ejecución del 5 de octubre, porque el riesgo dejó de ser una hipótesis: con 500 usuarios falló más de la mitad de las solicitudes. Su corrección (pool de conexiones y Gunicorn) es requisito para la prueba de carga del Sprint 3.</w:t>
       </w:r>
     </w:p>
     <w:p>
@@ -37384,6 +37607,14 @@
       </w:pPr>
       <w:r>
         <w:t xml:space="preserve">La primera ejecución de casos, el 5 de octubre de 2026 (evidencia GA9-220501096-AA2-EV01), llevó el plan a la práctica: de 12 casos, 5 se aprobaron, 3 quedaron en seguimiento y 4 se rechazaron. La ejecución confirmó con pruebas dinámicas NC-001, NC-002, NC-003 y NC-004, y reveló tres no conformidades nuevas: el catálogo de adopción siempre vacío por un estado que no existe en la base de datos (NC-009), el carné sin validación de fechas (NC-010) y la búsqueda del directorio que muestra proveedores inactivos (NC-011).</w:t>
+      </w:r>
+    </w:p>
+    <w:p>
+      <w:pPr>
+        <w:ind w:firstLine="720"/>
+      </w:pPr>
+      <w:r>
+        <w:t xml:space="preserve">El 15 de octubre, atendiendo la retroalimentación del instructor, el equipo corrigió las dos no conformidades que bloqueaban la autenticación y la protección de credenciales. NC-008 se resolvió emitiendo el identificador del usuario como texto, como exige el estándar JWT, y fijando las versiones de las dependencias; NC-001, guardando las contraseñas con bcrypt y migrando automáticamente las cuentas antiguas en su siguiente inicio de sesión. Ambas se cerraron tras aprobar su prueba de confirmación, y 13 pruebas de regresión impiden que reaparezcan. Con la autenticación funcionando quedan habilitados los casos que dependen de ella, como los del carné de vacunación, cuya protección por dueño depende ahora de corregir NC-002.</w:t>
       </w:r>
     </w:p>
     <w:p>
